--- a/ADMS/assignment.docx
+++ b/ADMS/assignment.docx
@@ -2884,6 +2884,45 @@
     <w:p/>
     <w:p>
       <w:pPr>
+        <w:rPr>
+          <w:b/>
+          <w:sz w:val="32"/>
+          <w:szCs w:val="32"/>
+          <w:u w:val="single"/>
+        </w:rPr>
+      </w:pPr>
+      <w:r>
+        <w:rPr>
+          <w:b/>
+          <w:sz w:val="32"/>
+          <w:szCs w:val="32"/>
+          <w:u w:val="single"/>
+        </w:rPr>
+        <w:t xml:space="preserve">Level – </w:t>
+      </w:r>
+      <w:proofErr w:type="gramStart"/>
+      <w:r>
+        <w:rPr>
+          <w:b/>
+          <w:sz w:val="32"/>
+          <w:szCs w:val="32"/>
+          <w:u w:val="single"/>
+        </w:rPr>
+        <w:t xml:space="preserve">1  </w:t>
+      </w:r>
+      <w:r>
+        <w:rPr>
+          <w:b/>
+          <w:sz w:val="32"/>
+          <w:szCs w:val="32"/>
+          <w:u w:val="single"/>
+        </w:rPr>
+        <w:t>Basic</w:t>
+      </w:r>
+      <w:proofErr w:type="gramEnd"/>
+    </w:p>
+    <w:p>
+      <w:pPr>
         <w:shd w:val="clear" w:color="auto" w:fill="FFFFFF" w:themeFill="background1"/>
         <w:tabs>
           <w:tab w:val="left" w:pos="916"/>
@@ -5269,203 +5308,6 @@
           <w:szCs w:val="20"/>
         </w:rPr>
         <w:t xml:space="preserve">    {</w:t>
-      </w:r>
-    </w:p>
-    <w:p>
-      <w:pPr>
-        <w:shd w:val="clear" w:color="auto" w:fill="FFFFFF" w:themeFill="background1"/>
-        <w:tabs>
-          <w:tab w:val="left" w:pos="916"/>
-          <w:tab w:val="left" w:pos="1832"/>
-          <w:tab w:val="left" w:pos="2748"/>
-          <w:tab w:val="left" w:pos="3664"/>
-          <w:tab w:val="left" w:pos="4580"/>
-          <w:tab w:val="left" w:pos="5496"/>
-          <w:tab w:val="left" w:pos="6412"/>
-          <w:tab w:val="left" w:pos="7328"/>
-          <w:tab w:val="left" w:pos="8244"/>
-          <w:tab w:val="left" w:pos="9160"/>
-          <w:tab w:val="left" w:pos="10076"/>
-          <w:tab w:val="left" w:pos="10992"/>
-          <w:tab w:val="left" w:pos="11908"/>
-          <w:tab w:val="left" w:pos="12824"/>
-          <w:tab w:val="left" w:pos="13740"/>
-          <w:tab w:val="left" w:pos="14656"/>
-        </w:tabs>
-        <w:spacing w:after="0" w:line="240" w:lineRule="auto"/>
-        <w:rPr>
-          <w:rFonts w:ascii="inherit" w:eastAsia="Times New Roman" w:hAnsi="inherit" w:cs="Courier New"/>
-          <w:color w:val="000000" w:themeColor="text1"/>
-          <w:sz w:val="20"/>
-          <w:szCs w:val="20"/>
-        </w:rPr>
-      </w:pPr>
-      <w:r>
-        <w:rPr>
-          <w:rFonts w:ascii="inherit" w:eastAsia="Times New Roman" w:hAnsi="inherit" w:cs="Courier New"/>
-          <w:color w:val="000000" w:themeColor="text1"/>
-          <w:sz w:val="20"/>
-          <w:szCs w:val="20"/>
-        </w:rPr>
-        <w:t xml:space="preserve">        </w:t>
-      </w:r>
-      <w:proofErr w:type="spellStart"/>
-      <w:r>
-        <w:rPr>
-          <w:rFonts w:ascii="inherit" w:eastAsia="Times New Roman" w:hAnsi="inherit" w:cs="Courier New"/>
-          <w:color w:val="000000" w:themeColor="text1"/>
-          <w:sz w:val="20"/>
-          <w:szCs w:val="20"/>
-        </w:rPr>
-        <w:t>book_id</w:t>
-      </w:r>
-      <w:proofErr w:type="spellEnd"/>
-      <w:r>
-        <w:rPr>
-          <w:rFonts w:ascii="inherit" w:eastAsia="Times New Roman" w:hAnsi="inherit" w:cs="Courier New"/>
-          <w:color w:val="000000" w:themeColor="text1"/>
-          <w:sz w:val="20"/>
-          <w:szCs w:val="20"/>
-        </w:rPr>
-        <w:t>: 106,</w:t>
-      </w:r>
-    </w:p>
-    <w:p>
-      <w:pPr>
-        <w:shd w:val="clear" w:color="auto" w:fill="FFFFFF" w:themeFill="background1"/>
-        <w:tabs>
-          <w:tab w:val="left" w:pos="916"/>
-          <w:tab w:val="left" w:pos="1832"/>
-          <w:tab w:val="left" w:pos="2748"/>
-          <w:tab w:val="left" w:pos="3664"/>
-          <w:tab w:val="left" w:pos="4580"/>
-          <w:tab w:val="left" w:pos="5496"/>
-          <w:tab w:val="left" w:pos="6412"/>
-          <w:tab w:val="left" w:pos="7328"/>
-          <w:tab w:val="left" w:pos="8244"/>
-          <w:tab w:val="left" w:pos="9160"/>
-          <w:tab w:val="left" w:pos="10076"/>
-          <w:tab w:val="left" w:pos="10992"/>
-          <w:tab w:val="left" w:pos="11908"/>
-          <w:tab w:val="left" w:pos="12824"/>
-          <w:tab w:val="left" w:pos="13740"/>
-          <w:tab w:val="left" w:pos="14656"/>
-        </w:tabs>
-        <w:spacing w:after="0" w:line="240" w:lineRule="auto"/>
-        <w:rPr>
-          <w:rFonts w:ascii="inherit" w:eastAsia="Times New Roman" w:hAnsi="inherit" w:cs="Courier New"/>
-          <w:color w:val="000000" w:themeColor="text1"/>
-          <w:sz w:val="20"/>
-          <w:szCs w:val="20"/>
-        </w:rPr>
-      </w:pPr>
-      <w:r>
-        <w:rPr>
-          <w:rFonts w:ascii="inherit" w:eastAsia="Times New Roman" w:hAnsi="inherit" w:cs="Courier New"/>
-          <w:color w:val="000000" w:themeColor="text1"/>
-          <w:sz w:val="20"/>
-          <w:szCs w:val="20"/>
-        </w:rPr>
-        <w:t xml:space="preserve">        </w:t>
-      </w:r>
-      <w:proofErr w:type="gramStart"/>
-      <w:r>
-        <w:rPr>
-          <w:rFonts w:ascii="inherit" w:eastAsia="Times New Roman" w:hAnsi="inherit" w:cs="Courier New"/>
-          <w:color w:val="000000" w:themeColor="text1"/>
-          <w:sz w:val="20"/>
-          <w:szCs w:val="20"/>
-        </w:rPr>
-        <w:t>title</w:t>
-      </w:r>
-      <w:proofErr w:type="gramEnd"/>
-      <w:r>
-        <w:rPr>
-          <w:rFonts w:ascii="inherit" w:eastAsia="Times New Roman" w:hAnsi="inherit" w:cs="Courier New"/>
-          <w:color w:val="000000" w:themeColor="text1"/>
-          <w:sz w:val="20"/>
-          <w:szCs w:val="20"/>
-        </w:rPr>
-        <w:t>: "Modern C++",</w:t>
-      </w:r>
-    </w:p>
-    <w:p>
-      <w:pPr>
-        <w:shd w:val="clear" w:color="auto" w:fill="FFFFFF" w:themeFill="background1"/>
-        <w:tabs>
-          <w:tab w:val="left" w:pos="916"/>
-          <w:tab w:val="left" w:pos="1832"/>
-          <w:tab w:val="left" w:pos="2748"/>
-          <w:tab w:val="left" w:pos="3664"/>
-          <w:tab w:val="left" w:pos="4580"/>
-          <w:tab w:val="left" w:pos="5496"/>
-          <w:tab w:val="left" w:pos="6412"/>
-          <w:tab w:val="left" w:pos="7328"/>
-          <w:tab w:val="left" w:pos="8244"/>
-          <w:tab w:val="left" w:pos="9160"/>
-          <w:tab w:val="left" w:pos="10076"/>
-          <w:tab w:val="left" w:pos="10992"/>
-          <w:tab w:val="left" w:pos="11908"/>
-          <w:tab w:val="left" w:pos="12824"/>
-          <w:tab w:val="left" w:pos="13740"/>
-          <w:tab w:val="left" w:pos="14656"/>
-        </w:tabs>
-        <w:spacing w:after="0" w:line="240" w:lineRule="auto"/>
-        <w:rPr>
-          <w:rFonts w:ascii="inherit" w:eastAsia="Times New Roman" w:hAnsi="inherit" w:cs="Courier New"/>
-          <w:color w:val="000000" w:themeColor="text1"/>
-          <w:sz w:val="20"/>
-          <w:szCs w:val="20"/>
-        </w:rPr>
-      </w:pPr>
-      <w:r>
-        <w:rPr>
-          <w:rFonts w:ascii="inherit" w:eastAsia="Times New Roman" w:hAnsi="inherit" w:cs="Courier New"/>
-          <w:color w:val="000000" w:themeColor="text1"/>
-          <w:sz w:val="20"/>
-          <w:szCs w:val="20"/>
-        </w:rPr>
-        <w:t xml:space="preserve">        </w:t>
-      </w:r>
-      <w:proofErr w:type="gramStart"/>
-      <w:r>
-        <w:rPr>
-          <w:rFonts w:ascii="inherit" w:eastAsia="Times New Roman" w:hAnsi="inherit" w:cs="Courier New"/>
-          <w:color w:val="000000" w:themeColor="text1"/>
-          <w:sz w:val="20"/>
-          <w:szCs w:val="20"/>
-        </w:rPr>
-        <w:t>author</w:t>
-      </w:r>
-      <w:proofErr w:type="gramEnd"/>
-      <w:r>
-        <w:rPr>
-          <w:rFonts w:ascii="inherit" w:eastAsia="Times New Roman" w:hAnsi="inherit" w:cs="Courier New"/>
-          <w:color w:val="000000" w:themeColor="text1"/>
-          <w:sz w:val="20"/>
-          <w:szCs w:val="20"/>
-        </w:rPr>
-        <w:t xml:space="preserve">: "Bjarne </w:t>
-      </w:r>
-      <w:proofErr w:type="spellStart"/>
-      <w:r>
-        <w:rPr>
-          <w:rFonts w:ascii="inherit" w:eastAsia="Times New Roman" w:hAnsi="inherit" w:cs="Courier New"/>
-          <w:color w:val="000000" w:themeColor="text1"/>
-          <w:sz w:val="20"/>
-          <w:szCs w:val="20"/>
-        </w:rPr>
-        <w:t>Stroustrup</w:t>
-      </w:r>
-      <w:proofErr w:type="spellEnd"/>
-      <w:r>
-        <w:rPr>
-          <w:rFonts w:ascii="inherit" w:eastAsia="Times New Roman" w:hAnsi="inherit" w:cs="Courier New"/>
-          <w:color w:val="000000" w:themeColor="text1"/>
-          <w:sz w:val="20"/>
-          <w:szCs w:val="20"/>
-        </w:rPr>
-        <w:t>",</w:t>
       </w:r>
     </w:p>
     <w:p>
@@ -5507,6 +5349,203 @@
         <w:lastRenderedPageBreak/>
         <w:t xml:space="preserve">        </w:t>
       </w:r>
+      <w:proofErr w:type="spellStart"/>
+      <w:r>
+        <w:rPr>
+          <w:rFonts w:ascii="inherit" w:eastAsia="Times New Roman" w:hAnsi="inherit" w:cs="Courier New"/>
+          <w:color w:val="000000" w:themeColor="text1"/>
+          <w:sz w:val="20"/>
+          <w:szCs w:val="20"/>
+        </w:rPr>
+        <w:t>book_id</w:t>
+      </w:r>
+      <w:proofErr w:type="spellEnd"/>
+      <w:r>
+        <w:rPr>
+          <w:rFonts w:ascii="inherit" w:eastAsia="Times New Roman" w:hAnsi="inherit" w:cs="Courier New"/>
+          <w:color w:val="000000" w:themeColor="text1"/>
+          <w:sz w:val="20"/>
+          <w:szCs w:val="20"/>
+        </w:rPr>
+        <w:t>: 106,</w:t>
+      </w:r>
+    </w:p>
+    <w:p>
+      <w:pPr>
+        <w:shd w:val="clear" w:color="auto" w:fill="FFFFFF" w:themeFill="background1"/>
+        <w:tabs>
+          <w:tab w:val="left" w:pos="916"/>
+          <w:tab w:val="left" w:pos="1832"/>
+          <w:tab w:val="left" w:pos="2748"/>
+          <w:tab w:val="left" w:pos="3664"/>
+          <w:tab w:val="left" w:pos="4580"/>
+          <w:tab w:val="left" w:pos="5496"/>
+          <w:tab w:val="left" w:pos="6412"/>
+          <w:tab w:val="left" w:pos="7328"/>
+          <w:tab w:val="left" w:pos="8244"/>
+          <w:tab w:val="left" w:pos="9160"/>
+          <w:tab w:val="left" w:pos="10076"/>
+          <w:tab w:val="left" w:pos="10992"/>
+          <w:tab w:val="left" w:pos="11908"/>
+          <w:tab w:val="left" w:pos="12824"/>
+          <w:tab w:val="left" w:pos="13740"/>
+          <w:tab w:val="left" w:pos="14656"/>
+        </w:tabs>
+        <w:spacing w:after="0" w:line="240" w:lineRule="auto"/>
+        <w:rPr>
+          <w:rFonts w:ascii="inherit" w:eastAsia="Times New Roman" w:hAnsi="inherit" w:cs="Courier New"/>
+          <w:color w:val="000000" w:themeColor="text1"/>
+          <w:sz w:val="20"/>
+          <w:szCs w:val="20"/>
+        </w:rPr>
+      </w:pPr>
+      <w:r>
+        <w:rPr>
+          <w:rFonts w:ascii="inherit" w:eastAsia="Times New Roman" w:hAnsi="inherit" w:cs="Courier New"/>
+          <w:color w:val="000000" w:themeColor="text1"/>
+          <w:sz w:val="20"/>
+          <w:szCs w:val="20"/>
+        </w:rPr>
+        <w:t xml:space="preserve">        </w:t>
+      </w:r>
+      <w:proofErr w:type="gramStart"/>
+      <w:r>
+        <w:rPr>
+          <w:rFonts w:ascii="inherit" w:eastAsia="Times New Roman" w:hAnsi="inherit" w:cs="Courier New"/>
+          <w:color w:val="000000" w:themeColor="text1"/>
+          <w:sz w:val="20"/>
+          <w:szCs w:val="20"/>
+        </w:rPr>
+        <w:t>title</w:t>
+      </w:r>
+      <w:proofErr w:type="gramEnd"/>
+      <w:r>
+        <w:rPr>
+          <w:rFonts w:ascii="inherit" w:eastAsia="Times New Roman" w:hAnsi="inherit" w:cs="Courier New"/>
+          <w:color w:val="000000" w:themeColor="text1"/>
+          <w:sz w:val="20"/>
+          <w:szCs w:val="20"/>
+        </w:rPr>
+        <w:t>: "Modern C++",</w:t>
+      </w:r>
+    </w:p>
+    <w:p>
+      <w:pPr>
+        <w:shd w:val="clear" w:color="auto" w:fill="FFFFFF" w:themeFill="background1"/>
+        <w:tabs>
+          <w:tab w:val="left" w:pos="916"/>
+          <w:tab w:val="left" w:pos="1832"/>
+          <w:tab w:val="left" w:pos="2748"/>
+          <w:tab w:val="left" w:pos="3664"/>
+          <w:tab w:val="left" w:pos="4580"/>
+          <w:tab w:val="left" w:pos="5496"/>
+          <w:tab w:val="left" w:pos="6412"/>
+          <w:tab w:val="left" w:pos="7328"/>
+          <w:tab w:val="left" w:pos="8244"/>
+          <w:tab w:val="left" w:pos="9160"/>
+          <w:tab w:val="left" w:pos="10076"/>
+          <w:tab w:val="left" w:pos="10992"/>
+          <w:tab w:val="left" w:pos="11908"/>
+          <w:tab w:val="left" w:pos="12824"/>
+          <w:tab w:val="left" w:pos="13740"/>
+          <w:tab w:val="left" w:pos="14656"/>
+        </w:tabs>
+        <w:spacing w:after="0" w:line="240" w:lineRule="auto"/>
+        <w:rPr>
+          <w:rFonts w:ascii="inherit" w:eastAsia="Times New Roman" w:hAnsi="inherit" w:cs="Courier New"/>
+          <w:color w:val="000000" w:themeColor="text1"/>
+          <w:sz w:val="20"/>
+          <w:szCs w:val="20"/>
+        </w:rPr>
+      </w:pPr>
+      <w:r>
+        <w:rPr>
+          <w:rFonts w:ascii="inherit" w:eastAsia="Times New Roman" w:hAnsi="inherit" w:cs="Courier New"/>
+          <w:color w:val="000000" w:themeColor="text1"/>
+          <w:sz w:val="20"/>
+          <w:szCs w:val="20"/>
+        </w:rPr>
+        <w:t xml:space="preserve">        </w:t>
+      </w:r>
+      <w:proofErr w:type="gramStart"/>
+      <w:r>
+        <w:rPr>
+          <w:rFonts w:ascii="inherit" w:eastAsia="Times New Roman" w:hAnsi="inherit" w:cs="Courier New"/>
+          <w:color w:val="000000" w:themeColor="text1"/>
+          <w:sz w:val="20"/>
+          <w:szCs w:val="20"/>
+        </w:rPr>
+        <w:t>author</w:t>
+      </w:r>
+      <w:proofErr w:type="gramEnd"/>
+      <w:r>
+        <w:rPr>
+          <w:rFonts w:ascii="inherit" w:eastAsia="Times New Roman" w:hAnsi="inherit" w:cs="Courier New"/>
+          <w:color w:val="000000" w:themeColor="text1"/>
+          <w:sz w:val="20"/>
+          <w:szCs w:val="20"/>
+        </w:rPr>
+        <w:t xml:space="preserve">: "Bjarne </w:t>
+      </w:r>
+      <w:proofErr w:type="spellStart"/>
+      <w:r>
+        <w:rPr>
+          <w:rFonts w:ascii="inherit" w:eastAsia="Times New Roman" w:hAnsi="inherit" w:cs="Courier New"/>
+          <w:color w:val="000000" w:themeColor="text1"/>
+          <w:sz w:val="20"/>
+          <w:szCs w:val="20"/>
+        </w:rPr>
+        <w:t>Stroustrup</w:t>
+      </w:r>
+      <w:proofErr w:type="spellEnd"/>
+      <w:r>
+        <w:rPr>
+          <w:rFonts w:ascii="inherit" w:eastAsia="Times New Roman" w:hAnsi="inherit" w:cs="Courier New"/>
+          <w:color w:val="000000" w:themeColor="text1"/>
+          <w:sz w:val="20"/>
+          <w:szCs w:val="20"/>
+        </w:rPr>
+        <w:t>",</w:t>
+      </w:r>
+    </w:p>
+    <w:p>
+      <w:pPr>
+        <w:shd w:val="clear" w:color="auto" w:fill="FFFFFF" w:themeFill="background1"/>
+        <w:tabs>
+          <w:tab w:val="left" w:pos="916"/>
+          <w:tab w:val="left" w:pos="1832"/>
+          <w:tab w:val="left" w:pos="2748"/>
+          <w:tab w:val="left" w:pos="3664"/>
+          <w:tab w:val="left" w:pos="4580"/>
+          <w:tab w:val="left" w:pos="5496"/>
+          <w:tab w:val="left" w:pos="6412"/>
+          <w:tab w:val="left" w:pos="7328"/>
+          <w:tab w:val="left" w:pos="8244"/>
+          <w:tab w:val="left" w:pos="9160"/>
+          <w:tab w:val="left" w:pos="10076"/>
+          <w:tab w:val="left" w:pos="10992"/>
+          <w:tab w:val="left" w:pos="11908"/>
+          <w:tab w:val="left" w:pos="12824"/>
+          <w:tab w:val="left" w:pos="13740"/>
+          <w:tab w:val="left" w:pos="14656"/>
+        </w:tabs>
+        <w:spacing w:after="0" w:line="240" w:lineRule="auto"/>
+        <w:rPr>
+          <w:rFonts w:ascii="inherit" w:eastAsia="Times New Roman" w:hAnsi="inherit" w:cs="Courier New"/>
+          <w:color w:val="000000" w:themeColor="text1"/>
+          <w:sz w:val="20"/>
+          <w:szCs w:val="20"/>
+        </w:rPr>
+      </w:pPr>
+      <w:r>
+        <w:rPr>
+          <w:rFonts w:ascii="inherit" w:eastAsia="Times New Roman" w:hAnsi="inherit" w:cs="Courier New"/>
+          <w:color w:val="000000" w:themeColor="text1"/>
+          <w:sz w:val="20"/>
+          <w:szCs w:val="20"/>
+        </w:rPr>
+        <w:t xml:space="preserve">        </w:t>
+      </w:r>
       <w:proofErr w:type="gramStart"/>
       <w:r>
         <w:rPr>
@@ -6548,6 +6587,1480 @@
         </w:rPr>
         <w:t xml:space="preserve">    },</w:t>
       </w:r>
+    </w:p>
+    <w:p>
+      <w:pPr>
+        <w:shd w:val="clear" w:color="auto" w:fill="FFFFFF" w:themeFill="background1"/>
+        <w:tabs>
+          <w:tab w:val="left" w:pos="916"/>
+          <w:tab w:val="left" w:pos="1832"/>
+          <w:tab w:val="left" w:pos="2748"/>
+          <w:tab w:val="left" w:pos="3664"/>
+          <w:tab w:val="left" w:pos="4580"/>
+          <w:tab w:val="left" w:pos="5496"/>
+          <w:tab w:val="left" w:pos="6412"/>
+          <w:tab w:val="left" w:pos="7328"/>
+          <w:tab w:val="left" w:pos="8244"/>
+          <w:tab w:val="left" w:pos="9160"/>
+          <w:tab w:val="left" w:pos="10076"/>
+          <w:tab w:val="left" w:pos="10992"/>
+          <w:tab w:val="left" w:pos="11908"/>
+          <w:tab w:val="left" w:pos="12824"/>
+          <w:tab w:val="left" w:pos="13740"/>
+          <w:tab w:val="left" w:pos="14656"/>
+        </w:tabs>
+        <w:spacing w:after="0" w:line="240" w:lineRule="auto"/>
+        <w:rPr>
+          <w:rFonts w:ascii="inherit" w:eastAsia="Times New Roman" w:hAnsi="inherit" w:cs="Courier New"/>
+          <w:color w:val="000000" w:themeColor="text1"/>
+          <w:sz w:val="20"/>
+          <w:szCs w:val="20"/>
+        </w:rPr>
+      </w:pPr>
+      <w:r>
+        <w:rPr>
+          <w:rFonts w:ascii="inherit" w:eastAsia="Times New Roman" w:hAnsi="inherit" w:cs="Courier New"/>
+          <w:color w:val="000000" w:themeColor="text1"/>
+          <w:sz w:val="20"/>
+          <w:szCs w:val="20"/>
+        </w:rPr>
+        <w:t xml:space="preserve">    {</w:t>
+      </w:r>
+    </w:p>
+    <w:p>
+      <w:pPr>
+        <w:shd w:val="clear" w:color="auto" w:fill="FFFFFF" w:themeFill="background1"/>
+        <w:tabs>
+          <w:tab w:val="left" w:pos="916"/>
+          <w:tab w:val="left" w:pos="1832"/>
+          <w:tab w:val="left" w:pos="2748"/>
+          <w:tab w:val="left" w:pos="3664"/>
+          <w:tab w:val="left" w:pos="4580"/>
+          <w:tab w:val="left" w:pos="5496"/>
+          <w:tab w:val="left" w:pos="6412"/>
+          <w:tab w:val="left" w:pos="7328"/>
+          <w:tab w:val="left" w:pos="8244"/>
+          <w:tab w:val="left" w:pos="9160"/>
+          <w:tab w:val="left" w:pos="10076"/>
+          <w:tab w:val="left" w:pos="10992"/>
+          <w:tab w:val="left" w:pos="11908"/>
+          <w:tab w:val="left" w:pos="12824"/>
+          <w:tab w:val="left" w:pos="13740"/>
+          <w:tab w:val="left" w:pos="14656"/>
+        </w:tabs>
+        <w:spacing w:after="0" w:line="240" w:lineRule="auto"/>
+        <w:rPr>
+          <w:rFonts w:ascii="inherit" w:eastAsia="Times New Roman" w:hAnsi="inherit" w:cs="Courier New"/>
+          <w:color w:val="000000" w:themeColor="text1"/>
+          <w:sz w:val="20"/>
+          <w:szCs w:val="20"/>
+        </w:rPr>
+      </w:pPr>
+      <w:r>
+        <w:rPr>
+          <w:rFonts w:ascii="inherit" w:eastAsia="Times New Roman" w:hAnsi="inherit" w:cs="Courier New"/>
+          <w:color w:val="000000" w:themeColor="text1"/>
+          <w:sz w:val="20"/>
+          <w:szCs w:val="20"/>
+        </w:rPr>
+        <w:t xml:space="preserve">        </w:t>
+      </w:r>
+      <w:proofErr w:type="spellStart"/>
+      <w:r>
+        <w:rPr>
+          <w:rFonts w:ascii="inherit" w:eastAsia="Times New Roman" w:hAnsi="inherit" w:cs="Courier New"/>
+          <w:color w:val="000000" w:themeColor="text1"/>
+          <w:sz w:val="20"/>
+          <w:szCs w:val="20"/>
+        </w:rPr>
+        <w:t>book_id</w:t>
+      </w:r>
+      <w:proofErr w:type="spellEnd"/>
+      <w:r>
+        <w:rPr>
+          <w:rFonts w:ascii="inherit" w:eastAsia="Times New Roman" w:hAnsi="inherit" w:cs="Courier New"/>
+          <w:color w:val="000000" w:themeColor="text1"/>
+          <w:sz w:val="20"/>
+          <w:szCs w:val="20"/>
+        </w:rPr>
+        <w:t>: 109,</w:t>
+      </w:r>
+    </w:p>
+    <w:p>
+      <w:pPr>
+        <w:shd w:val="clear" w:color="auto" w:fill="FFFFFF" w:themeFill="background1"/>
+        <w:tabs>
+          <w:tab w:val="left" w:pos="916"/>
+          <w:tab w:val="left" w:pos="1832"/>
+          <w:tab w:val="left" w:pos="2748"/>
+          <w:tab w:val="left" w:pos="3664"/>
+          <w:tab w:val="left" w:pos="4580"/>
+          <w:tab w:val="left" w:pos="5496"/>
+          <w:tab w:val="left" w:pos="6412"/>
+          <w:tab w:val="left" w:pos="7328"/>
+          <w:tab w:val="left" w:pos="8244"/>
+          <w:tab w:val="left" w:pos="9160"/>
+          <w:tab w:val="left" w:pos="10076"/>
+          <w:tab w:val="left" w:pos="10992"/>
+          <w:tab w:val="left" w:pos="11908"/>
+          <w:tab w:val="left" w:pos="12824"/>
+          <w:tab w:val="left" w:pos="13740"/>
+          <w:tab w:val="left" w:pos="14656"/>
+        </w:tabs>
+        <w:spacing w:after="0" w:line="240" w:lineRule="auto"/>
+        <w:rPr>
+          <w:rFonts w:ascii="inherit" w:eastAsia="Times New Roman" w:hAnsi="inherit" w:cs="Courier New"/>
+          <w:color w:val="000000" w:themeColor="text1"/>
+          <w:sz w:val="20"/>
+          <w:szCs w:val="20"/>
+        </w:rPr>
+      </w:pPr>
+      <w:r>
+        <w:rPr>
+          <w:rFonts w:ascii="inherit" w:eastAsia="Times New Roman" w:hAnsi="inherit" w:cs="Courier New"/>
+          <w:color w:val="000000" w:themeColor="text1"/>
+          <w:sz w:val="20"/>
+          <w:szCs w:val="20"/>
+        </w:rPr>
+        <w:t xml:space="preserve">        </w:t>
+      </w:r>
+      <w:proofErr w:type="gramStart"/>
+      <w:r>
+        <w:rPr>
+          <w:rFonts w:ascii="inherit" w:eastAsia="Times New Roman" w:hAnsi="inherit" w:cs="Courier New"/>
+          <w:color w:val="000000" w:themeColor="text1"/>
+          <w:sz w:val="20"/>
+          <w:szCs w:val="20"/>
+        </w:rPr>
+        <w:t>title</w:t>
+      </w:r>
+      <w:proofErr w:type="gramEnd"/>
+      <w:r>
+        <w:rPr>
+          <w:rFonts w:ascii="inherit" w:eastAsia="Times New Roman" w:hAnsi="inherit" w:cs="Courier New"/>
+          <w:color w:val="000000" w:themeColor="text1"/>
+          <w:sz w:val="20"/>
+          <w:szCs w:val="20"/>
+        </w:rPr>
+        <w:t>: "SQL Fundamentals",</w:t>
+      </w:r>
+    </w:p>
+    <w:p>
+      <w:pPr>
+        <w:shd w:val="clear" w:color="auto" w:fill="FFFFFF" w:themeFill="background1"/>
+        <w:tabs>
+          <w:tab w:val="left" w:pos="916"/>
+          <w:tab w:val="left" w:pos="1832"/>
+          <w:tab w:val="left" w:pos="2748"/>
+          <w:tab w:val="left" w:pos="3664"/>
+          <w:tab w:val="left" w:pos="4580"/>
+          <w:tab w:val="left" w:pos="5496"/>
+          <w:tab w:val="left" w:pos="6412"/>
+          <w:tab w:val="left" w:pos="7328"/>
+          <w:tab w:val="left" w:pos="8244"/>
+          <w:tab w:val="left" w:pos="9160"/>
+          <w:tab w:val="left" w:pos="10076"/>
+          <w:tab w:val="left" w:pos="10992"/>
+          <w:tab w:val="left" w:pos="11908"/>
+          <w:tab w:val="left" w:pos="12824"/>
+          <w:tab w:val="left" w:pos="13740"/>
+          <w:tab w:val="left" w:pos="14656"/>
+        </w:tabs>
+        <w:spacing w:after="0" w:line="240" w:lineRule="auto"/>
+        <w:rPr>
+          <w:rFonts w:ascii="inherit" w:eastAsia="Times New Roman" w:hAnsi="inherit" w:cs="Courier New"/>
+          <w:color w:val="000000" w:themeColor="text1"/>
+          <w:sz w:val="20"/>
+          <w:szCs w:val="20"/>
+        </w:rPr>
+      </w:pPr>
+      <w:r>
+        <w:rPr>
+          <w:rFonts w:ascii="inherit" w:eastAsia="Times New Roman" w:hAnsi="inherit" w:cs="Courier New"/>
+          <w:color w:val="000000" w:themeColor="text1"/>
+          <w:sz w:val="20"/>
+          <w:szCs w:val="20"/>
+        </w:rPr>
+        <w:t xml:space="preserve">        </w:t>
+      </w:r>
+      <w:proofErr w:type="gramStart"/>
+      <w:r>
+        <w:rPr>
+          <w:rFonts w:ascii="inherit" w:eastAsia="Times New Roman" w:hAnsi="inherit" w:cs="Courier New"/>
+          <w:color w:val="000000" w:themeColor="text1"/>
+          <w:sz w:val="20"/>
+          <w:szCs w:val="20"/>
+        </w:rPr>
+        <w:t>author</w:t>
+      </w:r>
+      <w:proofErr w:type="gramEnd"/>
+      <w:r>
+        <w:rPr>
+          <w:rFonts w:ascii="inherit" w:eastAsia="Times New Roman" w:hAnsi="inherit" w:cs="Courier New"/>
+          <w:color w:val="000000" w:themeColor="text1"/>
+          <w:sz w:val="20"/>
+          <w:szCs w:val="20"/>
+        </w:rPr>
+        <w:t>: "John J. Patrick",</w:t>
+      </w:r>
+    </w:p>
+    <w:p>
+      <w:pPr>
+        <w:shd w:val="clear" w:color="auto" w:fill="FFFFFF" w:themeFill="background1"/>
+        <w:tabs>
+          <w:tab w:val="left" w:pos="916"/>
+          <w:tab w:val="left" w:pos="1832"/>
+          <w:tab w:val="left" w:pos="2748"/>
+          <w:tab w:val="left" w:pos="3664"/>
+          <w:tab w:val="left" w:pos="4580"/>
+          <w:tab w:val="left" w:pos="5496"/>
+          <w:tab w:val="left" w:pos="6412"/>
+          <w:tab w:val="left" w:pos="7328"/>
+          <w:tab w:val="left" w:pos="8244"/>
+          <w:tab w:val="left" w:pos="9160"/>
+          <w:tab w:val="left" w:pos="10076"/>
+          <w:tab w:val="left" w:pos="10992"/>
+          <w:tab w:val="left" w:pos="11908"/>
+          <w:tab w:val="left" w:pos="12824"/>
+          <w:tab w:val="left" w:pos="13740"/>
+          <w:tab w:val="left" w:pos="14656"/>
+        </w:tabs>
+        <w:spacing w:after="0" w:line="240" w:lineRule="auto"/>
+        <w:rPr>
+          <w:rFonts w:ascii="inherit" w:eastAsia="Times New Roman" w:hAnsi="inherit" w:cs="Courier New"/>
+          <w:color w:val="000000" w:themeColor="text1"/>
+          <w:sz w:val="20"/>
+          <w:szCs w:val="20"/>
+        </w:rPr>
+      </w:pPr>
+      <w:r>
+        <w:rPr>
+          <w:rFonts w:ascii="inherit" w:eastAsia="Times New Roman" w:hAnsi="inherit" w:cs="Courier New"/>
+          <w:color w:val="000000" w:themeColor="text1"/>
+          <w:sz w:val="20"/>
+          <w:szCs w:val="20"/>
+        </w:rPr>
+        <w:t xml:space="preserve">        </w:t>
+      </w:r>
+      <w:proofErr w:type="gramStart"/>
+      <w:r>
+        <w:rPr>
+          <w:rFonts w:ascii="inherit" w:eastAsia="Times New Roman" w:hAnsi="inherit" w:cs="Courier New"/>
+          <w:color w:val="000000" w:themeColor="text1"/>
+          <w:sz w:val="20"/>
+          <w:szCs w:val="20"/>
+        </w:rPr>
+        <w:t>price</w:t>
+      </w:r>
+      <w:proofErr w:type="gramEnd"/>
+      <w:r>
+        <w:rPr>
+          <w:rFonts w:ascii="inherit" w:eastAsia="Times New Roman" w:hAnsi="inherit" w:cs="Courier New"/>
+          <w:color w:val="000000" w:themeColor="text1"/>
+          <w:sz w:val="20"/>
+          <w:szCs w:val="20"/>
+        </w:rPr>
+        <w:t>: 180,</w:t>
+      </w:r>
+    </w:p>
+    <w:p>
+      <w:pPr>
+        <w:shd w:val="clear" w:color="auto" w:fill="FFFFFF" w:themeFill="background1"/>
+        <w:tabs>
+          <w:tab w:val="left" w:pos="916"/>
+          <w:tab w:val="left" w:pos="1832"/>
+          <w:tab w:val="left" w:pos="2748"/>
+          <w:tab w:val="left" w:pos="3664"/>
+          <w:tab w:val="left" w:pos="4580"/>
+          <w:tab w:val="left" w:pos="5496"/>
+          <w:tab w:val="left" w:pos="6412"/>
+          <w:tab w:val="left" w:pos="7328"/>
+          <w:tab w:val="left" w:pos="8244"/>
+          <w:tab w:val="left" w:pos="9160"/>
+          <w:tab w:val="left" w:pos="10076"/>
+          <w:tab w:val="left" w:pos="10992"/>
+          <w:tab w:val="left" w:pos="11908"/>
+          <w:tab w:val="left" w:pos="12824"/>
+          <w:tab w:val="left" w:pos="13740"/>
+          <w:tab w:val="left" w:pos="14656"/>
+        </w:tabs>
+        <w:spacing w:after="0" w:line="240" w:lineRule="auto"/>
+        <w:rPr>
+          <w:rFonts w:ascii="inherit" w:eastAsia="Times New Roman" w:hAnsi="inherit" w:cs="Courier New"/>
+          <w:color w:val="000000" w:themeColor="text1"/>
+          <w:sz w:val="20"/>
+          <w:szCs w:val="20"/>
+        </w:rPr>
+      </w:pPr>
+      <w:r>
+        <w:rPr>
+          <w:rFonts w:ascii="inherit" w:eastAsia="Times New Roman" w:hAnsi="inherit" w:cs="Courier New"/>
+          <w:color w:val="000000" w:themeColor="text1"/>
+          <w:sz w:val="20"/>
+          <w:szCs w:val="20"/>
+        </w:rPr>
+        <w:t xml:space="preserve">        </w:t>
+      </w:r>
+      <w:proofErr w:type="gramStart"/>
+      <w:r>
+        <w:rPr>
+          <w:rFonts w:ascii="inherit" w:eastAsia="Times New Roman" w:hAnsi="inherit" w:cs="Courier New"/>
+          <w:color w:val="000000" w:themeColor="text1"/>
+          <w:sz w:val="20"/>
+          <w:szCs w:val="20"/>
+        </w:rPr>
+        <w:t>category</w:t>
+      </w:r>
+      <w:proofErr w:type="gramEnd"/>
+      <w:r>
+        <w:rPr>
+          <w:rFonts w:ascii="inherit" w:eastAsia="Times New Roman" w:hAnsi="inherit" w:cs="Courier New"/>
+          <w:color w:val="000000" w:themeColor="text1"/>
+          <w:sz w:val="20"/>
+          <w:szCs w:val="20"/>
+        </w:rPr>
+        <w:t>: "Database",</w:t>
+      </w:r>
+    </w:p>
+    <w:p>
+      <w:pPr>
+        <w:shd w:val="clear" w:color="auto" w:fill="FFFFFF" w:themeFill="background1"/>
+        <w:tabs>
+          <w:tab w:val="left" w:pos="916"/>
+          <w:tab w:val="left" w:pos="1832"/>
+          <w:tab w:val="left" w:pos="2748"/>
+          <w:tab w:val="left" w:pos="3664"/>
+          <w:tab w:val="left" w:pos="4580"/>
+          <w:tab w:val="left" w:pos="5496"/>
+          <w:tab w:val="left" w:pos="6412"/>
+          <w:tab w:val="left" w:pos="7328"/>
+          <w:tab w:val="left" w:pos="8244"/>
+          <w:tab w:val="left" w:pos="9160"/>
+          <w:tab w:val="left" w:pos="10076"/>
+          <w:tab w:val="left" w:pos="10992"/>
+          <w:tab w:val="left" w:pos="11908"/>
+          <w:tab w:val="left" w:pos="12824"/>
+          <w:tab w:val="left" w:pos="13740"/>
+          <w:tab w:val="left" w:pos="14656"/>
+        </w:tabs>
+        <w:spacing w:after="0" w:line="240" w:lineRule="auto"/>
+        <w:rPr>
+          <w:rFonts w:ascii="inherit" w:eastAsia="Times New Roman" w:hAnsi="inherit" w:cs="Courier New"/>
+          <w:color w:val="000000" w:themeColor="text1"/>
+          <w:sz w:val="20"/>
+          <w:szCs w:val="20"/>
+        </w:rPr>
+      </w:pPr>
+      <w:r>
+        <w:rPr>
+          <w:rFonts w:ascii="inherit" w:eastAsia="Times New Roman" w:hAnsi="inherit" w:cs="Courier New"/>
+          <w:color w:val="000000" w:themeColor="text1"/>
+          <w:sz w:val="20"/>
+          <w:szCs w:val="20"/>
+        </w:rPr>
+        <w:t xml:space="preserve">        </w:t>
+      </w:r>
+      <w:proofErr w:type="gramStart"/>
+      <w:r>
+        <w:rPr>
+          <w:rFonts w:ascii="inherit" w:eastAsia="Times New Roman" w:hAnsi="inherit" w:cs="Courier New"/>
+          <w:color w:val="000000" w:themeColor="text1"/>
+          <w:sz w:val="20"/>
+          <w:szCs w:val="20"/>
+        </w:rPr>
+        <w:t>quantity</w:t>
+      </w:r>
+      <w:proofErr w:type="gramEnd"/>
+      <w:r>
+        <w:rPr>
+          <w:rFonts w:ascii="inherit" w:eastAsia="Times New Roman" w:hAnsi="inherit" w:cs="Courier New"/>
+          <w:color w:val="000000" w:themeColor="text1"/>
+          <w:sz w:val="20"/>
+          <w:szCs w:val="20"/>
+        </w:rPr>
+        <w:t>: 12</w:t>
+      </w:r>
+    </w:p>
+    <w:p>
+      <w:pPr>
+        <w:shd w:val="clear" w:color="auto" w:fill="FFFFFF" w:themeFill="background1"/>
+        <w:tabs>
+          <w:tab w:val="left" w:pos="916"/>
+          <w:tab w:val="left" w:pos="1832"/>
+          <w:tab w:val="left" w:pos="2748"/>
+          <w:tab w:val="left" w:pos="3664"/>
+          <w:tab w:val="left" w:pos="4580"/>
+          <w:tab w:val="left" w:pos="5496"/>
+          <w:tab w:val="left" w:pos="6412"/>
+          <w:tab w:val="left" w:pos="7328"/>
+          <w:tab w:val="left" w:pos="8244"/>
+          <w:tab w:val="left" w:pos="9160"/>
+          <w:tab w:val="left" w:pos="10076"/>
+          <w:tab w:val="left" w:pos="10992"/>
+          <w:tab w:val="left" w:pos="11908"/>
+          <w:tab w:val="left" w:pos="12824"/>
+          <w:tab w:val="left" w:pos="13740"/>
+          <w:tab w:val="left" w:pos="14656"/>
+        </w:tabs>
+        <w:spacing w:after="0" w:line="240" w:lineRule="auto"/>
+        <w:rPr>
+          <w:rFonts w:ascii="inherit" w:eastAsia="Times New Roman" w:hAnsi="inherit" w:cs="Courier New"/>
+          <w:color w:val="000000" w:themeColor="text1"/>
+          <w:sz w:val="20"/>
+          <w:szCs w:val="20"/>
+        </w:rPr>
+      </w:pPr>
+      <w:r>
+        <w:rPr>
+          <w:rFonts w:ascii="inherit" w:eastAsia="Times New Roman" w:hAnsi="inherit" w:cs="Courier New"/>
+          <w:color w:val="000000" w:themeColor="text1"/>
+          <w:sz w:val="20"/>
+          <w:szCs w:val="20"/>
+        </w:rPr>
+        <w:t xml:space="preserve">    },</w:t>
+      </w:r>
+    </w:p>
+    <w:p>
+      <w:pPr>
+        <w:shd w:val="clear" w:color="auto" w:fill="FFFFFF" w:themeFill="background1"/>
+        <w:tabs>
+          <w:tab w:val="left" w:pos="916"/>
+          <w:tab w:val="left" w:pos="1832"/>
+          <w:tab w:val="left" w:pos="2748"/>
+          <w:tab w:val="left" w:pos="3664"/>
+          <w:tab w:val="left" w:pos="4580"/>
+          <w:tab w:val="left" w:pos="5496"/>
+          <w:tab w:val="left" w:pos="6412"/>
+          <w:tab w:val="left" w:pos="7328"/>
+          <w:tab w:val="left" w:pos="8244"/>
+          <w:tab w:val="left" w:pos="9160"/>
+          <w:tab w:val="left" w:pos="10076"/>
+          <w:tab w:val="left" w:pos="10992"/>
+          <w:tab w:val="left" w:pos="11908"/>
+          <w:tab w:val="left" w:pos="12824"/>
+          <w:tab w:val="left" w:pos="13740"/>
+          <w:tab w:val="left" w:pos="14656"/>
+        </w:tabs>
+        <w:spacing w:after="0" w:line="240" w:lineRule="auto"/>
+        <w:rPr>
+          <w:rFonts w:ascii="inherit" w:eastAsia="Times New Roman" w:hAnsi="inherit" w:cs="Courier New"/>
+          <w:color w:val="000000" w:themeColor="text1"/>
+          <w:sz w:val="20"/>
+          <w:szCs w:val="20"/>
+        </w:rPr>
+      </w:pPr>
+      <w:r>
+        <w:rPr>
+          <w:rFonts w:ascii="inherit" w:eastAsia="Times New Roman" w:hAnsi="inherit" w:cs="Courier New"/>
+          <w:color w:val="000000" w:themeColor="text1"/>
+          <w:sz w:val="20"/>
+          <w:szCs w:val="20"/>
+        </w:rPr>
+        <w:t xml:space="preserve">    {</w:t>
+      </w:r>
+    </w:p>
+    <w:p>
+      <w:pPr>
+        <w:shd w:val="clear" w:color="auto" w:fill="FFFFFF" w:themeFill="background1"/>
+        <w:tabs>
+          <w:tab w:val="left" w:pos="916"/>
+          <w:tab w:val="left" w:pos="1832"/>
+          <w:tab w:val="left" w:pos="2748"/>
+          <w:tab w:val="left" w:pos="3664"/>
+          <w:tab w:val="left" w:pos="4580"/>
+          <w:tab w:val="left" w:pos="5496"/>
+          <w:tab w:val="left" w:pos="6412"/>
+          <w:tab w:val="left" w:pos="7328"/>
+          <w:tab w:val="left" w:pos="8244"/>
+          <w:tab w:val="left" w:pos="9160"/>
+          <w:tab w:val="left" w:pos="10076"/>
+          <w:tab w:val="left" w:pos="10992"/>
+          <w:tab w:val="left" w:pos="11908"/>
+          <w:tab w:val="left" w:pos="12824"/>
+          <w:tab w:val="left" w:pos="13740"/>
+          <w:tab w:val="left" w:pos="14656"/>
+        </w:tabs>
+        <w:spacing w:after="0" w:line="240" w:lineRule="auto"/>
+        <w:rPr>
+          <w:rFonts w:ascii="inherit" w:eastAsia="Times New Roman" w:hAnsi="inherit" w:cs="Courier New"/>
+          <w:color w:val="000000" w:themeColor="text1"/>
+          <w:sz w:val="20"/>
+          <w:szCs w:val="20"/>
+        </w:rPr>
+      </w:pPr>
+      <w:r>
+        <w:rPr>
+          <w:rFonts w:ascii="inherit" w:eastAsia="Times New Roman" w:hAnsi="inherit" w:cs="Courier New"/>
+          <w:color w:val="000000" w:themeColor="text1"/>
+          <w:sz w:val="20"/>
+          <w:szCs w:val="20"/>
+        </w:rPr>
+        <w:t xml:space="preserve">        </w:t>
+      </w:r>
+      <w:proofErr w:type="spellStart"/>
+      <w:r>
+        <w:rPr>
+          <w:rFonts w:ascii="inherit" w:eastAsia="Times New Roman" w:hAnsi="inherit" w:cs="Courier New"/>
+          <w:color w:val="000000" w:themeColor="text1"/>
+          <w:sz w:val="20"/>
+          <w:szCs w:val="20"/>
+        </w:rPr>
+        <w:t>book_id</w:t>
+      </w:r>
+      <w:proofErr w:type="spellEnd"/>
+      <w:r>
+        <w:rPr>
+          <w:rFonts w:ascii="inherit" w:eastAsia="Times New Roman" w:hAnsi="inherit" w:cs="Courier New"/>
+          <w:color w:val="000000" w:themeColor="text1"/>
+          <w:sz w:val="20"/>
+          <w:szCs w:val="20"/>
+        </w:rPr>
+        <w:t>: 110,</w:t>
+      </w:r>
+    </w:p>
+    <w:p>
+      <w:pPr>
+        <w:shd w:val="clear" w:color="auto" w:fill="FFFFFF" w:themeFill="background1"/>
+        <w:tabs>
+          <w:tab w:val="left" w:pos="916"/>
+          <w:tab w:val="left" w:pos="1832"/>
+          <w:tab w:val="left" w:pos="2748"/>
+          <w:tab w:val="left" w:pos="3664"/>
+          <w:tab w:val="left" w:pos="4580"/>
+          <w:tab w:val="left" w:pos="5496"/>
+          <w:tab w:val="left" w:pos="6412"/>
+          <w:tab w:val="left" w:pos="7328"/>
+          <w:tab w:val="left" w:pos="8244"/>
+          <w:tab w:val="left" w:pos="9160"/>
+          <w:tab w:val="left" w:pos="10076"/>
+          <w:tab w:val="left" w:pos="10992"/>
+          <w:tab w:val="left" w:pos="11908"/>
+          <w:tab w:val="left" w:pos="12824"/>
+          <w:tab w:val="left" w:pos="13740"/>
+          <w:tab w:val="left" w:pos="14656"/>
+        </w:tabs>
+        <w:spacing w:after="0" w:line="240" w:lineRule="auto"/>
+        <w:rPr>
+          <w:rFonts w:ascii="inherit" w:eastAsia="Times New Roman" w:hAnsi="inherit" w:cs="Courier New"/>
+          <w:color w:val="000000" w:themeColor="text1"/>
+          <w:sz w:val="20"/>
+          <w:szCs w:val="20"/>
+        </w:rPr>
+      </w:pPr>
+      <w:r>
+        <w:rPr>
+          <w:rFonts w:ascii="inherit" w:eastAsia="Times New Roman" w:hAnsi="inherit" w:cs="Courier New"/>
+          <w:color w:val="000000" w:themeColor="text1"/>
+          <w:sz w:val="20"/>
+          <w:szCs w:val="20"/>
+        </w:rPr>
+        <w:t xml:space="preserve">        </w:t>
+      </w:r>
+      <w:proofErr w:type="gramStart"/>
+      <w:r>
+        <w:rPr>
+          <w:rFonts w:ascii="inherit" w:eastAsia="Times New Roman" w:hAnsi="inherit" w:cs="Courier New"/>
+          <w:color w:val="000000" w:themeColor="text1"/>
+          <w:sz w:val="20"/>
+          <w:szCs w:val="20"/>
+        </w:rPr>
+        <w:t>title</w:t>
+      </w:r>
+      <w:proofErr w:type="gramEnd"/>
+      <w:r>
+        <w:rPr>
+          <w:rFonts w:ascii="inherit" w:eastAsia="Times New Roman" w:hAnsi="inherit" w:cs="Courier New"/>
+          <w:color w:val="000000" w:themeColor="text1"/>
+          <w:sz w:val="20"/>
+          <w:szCs w:val="20"/>
+        </w:rPr>
+        <w:t>: "Web Development",</w:t>
+      </w:r>
+    </w:p>
+    <w:p>
+      <w:pPr>
+        <w:shd w:val="clear" w:color="auto" w:fill="FFFFFF" w:themeFill="background1"/>
+        <w:tabs>
+          <w:tab w:val="left" w:pos="916"/>
+          <w:tab w:val="left" w:pos="1832"/>
+          <w:tab w:val="left" w:pos="2748"/>
+          <w:tab w:val="left" w:pos="3664"/>
+          <w:tab w:val="left" w:pos="4580"/>
+          <w:tab w:val="left" w:pos="5496"/>
+          <w:tab w:val="left" w:pos="6412"/>
+          <w:tab w:val="left" w:pos="7328"/>
+          <w:tab w:val="left" w:pos="8244"/>
+          <w:tab w:val="left" w:pos="9160"/>
+          <w:tab w:val="left" w:pos="10076"/>
+          <w:tab w:val="left" w:pos="10992"/>
+          <w:tab w:val="left" w:pos="11908"/>
+          <w:tab w:val="left" w:pos="12824"/>
+          <w:tab w:val="left" w:pos="13740"/>
+          <w:tab w:val="left" w:pos="14656"/>
+        </w:tabs>
+        <w:spacing w:after="0" w:line="240" w:lineRule="auto"/>
+        <w:rPr>
+          <w:rFonts w:ascii="inherit" w:eastAsia="Times New Roman" w:hAnsi="inherit" w:cs="Courier New"/>
+          <w:color w:val="000000" w:themeColor="text1"/>
+          <w:sz w:val="20"/>
+          <w:szCs w:val="20"/>
+        </w:rPr>
+      </w:pPr>
+      <w:r>
+        <w:rPr>
+          <w:rFonts w:ascii="inherit" w:eastAsia="Times New Roman" w:hAnsi="inherit" w:cs="Courier New"/>
+          <w:color w:val="000000" w:themeColor="text1"/>
+          <w:sz w:val="20"/>
+          <w:szCs w:val="20"/>
+        </w:rPr>
+        <w:t xml:space="preserve">        </w:t>
+      </w:r>
+      <w:proofErr w:type="gramStart"/>
+      <w:r>
+        <w:rPr>
+          <w:rFonts w:ascii="inherit" w:eastAsia="Times New Roman" w:hAnsi="inherit" w:cs="Courier New"/>
+          <w:color w:val="000000" w:themeColor="text1"/>
+          <w:sz w:val="20"/>
+          <w:szCs w:val="20"/>
+        </w:rPr>
+        <w:t>author</w:t>
+      </w:r>
+      <w:proofErr w:type="gramEnd"/>
+      <w:r>
+        <w:rPr>
+          <w:rFonts w:ascii="inherit" w:eastAsia="Times New Roman" w:hAnsi="inherit" w:cs="Courier New"/>
+          <w:color w:val="000000" w:themeColor="text1"/>
+          <w:sz w:val="20"/>
+          <w:szCs w:val="20"/>
+        </w:rPr>
+        <w:t xml:space="preserve">: "Jon </w:t>
+      </w:r>
+      <w:proofErr w:type="spellStart"/>
+      <w:r>
+        <w:rPr>
+          <w:rFonts w:ascii="inherit" w:eastAsia="Times New Roman" w:hAnsi="inherit" w:cs="Courier New"/>
+          <w:color w:val="000000" w:themeColor="text1"/>
+          <w:sz w:val="20"/>
+          <w:szCs w:val="20"/>
+        </w:rPr>
+        <w:t>Duckett</w:t>
+      </w:r>
+      <w:proofErr w:type="spellEnd"/>
+      <w:r>
+        <w:rPr>
+          <w:rFonts w:ascii="inherit" w:eastAsia="Times New Roman" w:hAnsi="inherit" w:cs="Courier New"/>
+          <w:color w:val="000000" w:themeColor="text1"/>
+          <w:sz w:val="20"/>
+          <w:szCs w:val="20"/>
+        </w:rPr>
+        <w:t>",</w:t>
+      </w:r>
+    </w:p>
+    <w:p>
+      <w:pPr>
+        <w:shd w:val="clear" w:color="auto" w:fill="FFFFFF" w:themeFill="background1"/>
+        <w:tabs>
+          <w:tab w:val="left" w:pos="916"/>
+          <w:tab w:val="left" w:pos="1832"/>
+          <w:tab w:val="left" w:pos="2748"/>
+          <w:tab w:val="left" w:pos="3664"/>
+          <w:tab w:val="left" w:pos="4580"/>
+          <w:tab w:val="left" w:pos="5496"/>
+          <w:tab w:val="left" w:pos="6412"/>
+          <w:tab w:val="left" w:pos="7328"/>
+          <w:tab w:val="left" w:pos="8244"/>
+          <w:tab w:val="left" w:pos="9160"/>
+          <w:tab w:val="left" w:pos="10076"/>
+          <w:tab w:val="left" w:pos="10992"/>
+          <w:tab w:val="left" w:pos="11908"/>
+          <w:tab w:val="left" w:pos="12824"/>
+          <w:tab w:val="left" w:pos="13740"/>
+          <w:tab w:val="left" w:pos="14656"/>
+        </w:tabs>
+        <w:spacing w:after="0" w:line="240" w:lineRule="auto"/>
+        <w:rPr>
+          <w:rFonts w:ascii="inherit" w:eastAsia="Times New Roman" w:hAnsi="inherit" w:cs="Courier New"/>
+          <w:color w:val="000000" w:themeColor="text1"/>
+          <w:sz w:val="20"/>
+          <w:szCs w:val="20"/>
+        </w:rPr>
+      </w:pPr>
+      <w:r>
+        <w:rPr>
+          <w:rFonts w:ascii="inherit" w:eastAsia="Times New Roman" w:hAnsi="inherit" w:cs="Courier New"/>
+          <w:color w:val="000000" w:themeColor="text1"/>
+          <w:sz w:val="20"/>
+          <w:szCs w:val="20"/>
+        </w:rPr>
+        <w:t xml:space="preserve">        </w:t>
+      </w:r>
+      <w:proofErr w:type="gramStart"/>
+      <w:r>
+        <w:rPr>
+          <w:rFonts w:ascii="inherit" w:eastAsia="Times New Roman" w:hAnsi="inherit" w:cs="Courier New"/>
+          <w:color w:val="000000" w:themeColor="text1"/>
+          <w:sz w:val="20"/>
+          <w:szCs w:val="20"/>
+        </w:rPr>
+        <w:t>price</w:t>
+      </w:r>
+      <w:proofErr w:type="gramEnd"/>
+      <w:r>
+        <w:rPr>
+          <w:rFonts w:ascii="inherit" w:eastAsia="Times New Roman" w:hAnsi="inherit" w:cs="Courier New"/>
+          <w:color w:val="000000" w:themeColor="text1"/>
+          <w:sz w:val="20"/>
+          <w:szCs w:val="20"/>
+        </w:rPr>
+        <w:t>: 280,</w:t>
+      </w:r>
+    </w:p>
+    <w:p>
+      <w:pPr>
+        <w:shd w:val="clear" w:color="auto" w:fill="FFFFFF" w:themeFill="background1"/>
+        <w:tabs>
+          <w:tab w:val="left" w:pos="916"/>
+          <w:tab w:val="left" w:pos="1832"/>
+          <w:tab w:val="left" w:pos="2748"/>
+          <w:tab w:val="left" w:pos="3664"/>
+          <w:tab w:val="left" w:pos="4580"/>
+          <w:tab w:val="left" w:pos="5496"/>
+          <w:tab w:val="left" w:pos="6412"/>
+          <w:tab w:val="left" w:pos="7328"/>
+          <w:tab w:val="left" w:pos="8244"/>
+          <w:tab w:val="left" w:pos="9160"/>
+          <w:tab w:val="left" w:pos="10076"/>
+          <w:tab w:val="left" w:pos="10992"/>
+          <w:tab w:val="left" w:pos="11908"/>
+          <w:tab w:val="left" w:pos="12824"/>
+          <w:tab w:val="left" w:pos="13740"/>
+          <w:tab w:val="left" w:pos="14656"/>
+        </w:tabs>
+        <w:spacing w:after="0" w:line="240" w:lineRule="auto"/>
+        <w:rPr>
+          <w:rFonts w:ascii="inherit" w:eastAsia="Times New Roman" w:hAnsi="inherit" w:cs="Courier New"/>
+          <w:color w:val="000000" w:themeColor="text1"/>
+          <w:sz w:val="20"/>
+          <w:szCs w:val="20"/>
+        </w:rPr>
+      </w:pPr>
+      <w:r>
+        <w:rPr>
+          <w:rFonts w:ascii="inherit" w:eastAsia="Times New Roman" w:hAnsi="inherit" w:cs="Courier New"/>
+          <w:color w:val="000000" w:themeColor="text1"/>
+          <w:sz w:val="20"/>
+          <w:szCs w:val="20"/>
+        </w:rPr>
+        <w:t xml:space="preserve">        </w:t>
+      </w:r>
+      <w:proofErr w:type="gramStart"/>
+      <w:r>
+        <w:rPr>
+          <w:rFonts w:ascii="inherit" w:eastAsia="Times New Roman" w:hAnsi="inherit" w:cs="Courier New"/>
+          <w:color w:val="000000" w:themeColor="text1"/>
+          <w:sz w:val="20"/>
+          <w:szCs w:val="20"/>
+        </w:rPr>
+        <w:t>category</w:t>
+      </w:r>
+      <w:proofErr w:type="gramEnd"/>
+      <w:r>
+        <w:rPr>
+          <w:rFonts w:ascii="inherit" w:eastAsia="Times New Roman" w:hAnsi="inherit" w:cs="Courier New"/>
+          <w:color w:val="000000" w:themeColor="text1"/>
+          <w:sz w:val="20"/>
+          <w:szCs w:val="20"/>
+        </w:rPr>
+        <w:t>: "Programming",</w:t>
+      </w:r>
+    </w:p>
+    <w:p>
+      <w:pPr>
+        <w:shd w:val="clear" w:color="auto" w:fill="FFFFFF" w:themeFill="background1"/>
+        <w:tabs>
+          <w:tab w:val="left" w:pos="916"/>
+          <w:tab w:val="left" w:pos="1832"/>
+          <w:tab w:val="left" w:pos="2748"/>
+          <w:tab w:val="left" w:pos="3664"/>
+          <w:tab w:val="left" w:pos="4580"/>
+          <w:tab w:val="left" w:pos="5496"/>
+          <w:tab w:val="left" w:pos="6412"/>
+          <w:tab w:val="left" w:pos="7328"/>
+          <w:tab w:val="left" w:pos="8244"/>
+          <w:tab w:val="left" w:pos="9160"/>
+          <w:tab w:val="left" w:pos="10076"/>
+          <w:tab w:val="left" w:pos="10992"/>
+          <w:tab w:val="left" w:pos="11908"/>
+          <w:tab w:val="left" w:pos="12824"/>
+          <w:tab w:val="left" w:pos="13740"/>
+          <w:tab w:val="left" w:pos="14656"/>
+        </w:tabs>
+        <w:spacing w:after="0" w:line="240" w:lineRule="auto"/>
+        <w:rPr>
+          <w:rFonts w:ascii="inherit" w:eastAsia="Times New Roman" w:hAnsi="inherit" w:cs="Courier New"/>
+          <w:color w:val="000000" w:themeColor="text1"/>
+          <w:sz w:val="20"/>
+          <w:szCs w:val="20"/>
+        </w:rPr>
+      </w:pPr>
+      <w:r>
+        <w:rPr>
+          <w:rFonts w:ascii="inherit" w:eastAsia="Times New Roman" w:hAnsi="inherit" w:cs="Courier New"/>
+          <w:color w:val="000000" w:themeColor="text1"/>
+          <w:sz w:val="20"/>
+          <w:szCs w:val="20"/>
+        </w:rPr>
+        <w:t xml:space="preserve">        </w:t>
+      </w:r>
+      <w:proofErr w:type="gramStart"/>
+      <w:r>
+        <w:rPr>
+          <w:rFonts w:ascii="inherit" w:eastAsia="Times New Roman" w:hAnsi="inherit" w:cs="Courier New"/>
+          <w:color w:val="000000" w:themeColor="text1"/>
+          <w:sz w:val="20"/>
+          <w:szCs w:val="20"/>
+        </w:rPr>
+        <w:t>quantity</w:t>
+      </w:r>
+      <w:proofErr w:type="gramEnd"/>
+      <w:r>
+        <w:rPr>
+          <w:rFonts w:ascii="inherit" w:eastAsia="Times New Roman" w:hAnsi="inherit" w:cs="Courier New"/>
+          <w:color w:val="000000" w:themeColor="text1"/>
+          <w:sz w:val="20"/>
+          <w:szCs w:val="20"/>
+        </w:rPr>
+        <w:t>: 2</w:t>
+      </w:r>
+    </w:p>
+    <w:p>
+      <w:pPr>
+        <w:shd w:val="clear" w:color="auto" w:fill="FFFFFF" w:themeFill="background1"/>
+        <w:tabs>
+          <w:tab w:val="left" w:pos="916"/>
+          <w:tab w:val="left" w:pos="1832"/>
+          <w:tab w:val="left" w:pos="2748"/>
+          <w:tab w:val="left" w:pos="3664"/>
+          <w:tab w:val="left" w:pos="4580"/>
+          <w:tab w:val="left" w:pos="5496"/>
+          <w:tab w:val="left" w:pos="6412"/>
+          <w:tab w:val="left" w:pos="7328"/>
+          <w:tab w:val="left" w:pos="8244"/>
+          <w:tab w:val="left" w:pos="9160"/>
+          <w:tab w:val="left" w:pos="10076"/>
+          <w:tab w:val="left" w:pos="10992"/>
+          <w:tab w:val="left" w:pos="11908"/>
+          <w:tab w:val="left" w:pos="12824"/>
+          <w:tab w:val="left" w:pos="13740"/>
+          <w:tab w:val="left" w:pos="14656"/>
+        </w:tabs>
+        <w:spacing w:after="0" w:line="240" w:lineRule="auto"/>
+        <w:rPr>
+          <w:rFonts w:ascii="inherit" w:eastAsia="Times New Roman" w:hAnsi="inherit" w:cs="Courier New"/>
+          <w:color w:val="000000" w:themeColor="text1"/>
+          <w:sz w:val="20"/>
+          <w:szCs w:val="20"/>
+        </w:rPr>
+      </w:pPr>
+      <w:r>
+        <w:rPr>
+          <w:rFonts w:ascii="inherit" w:eastAsia="Times New Roman" w:hAnsi="inherit" w:cs="Courier New"/>
+          <w:color w:val="000000" w:themeColor="text1"/>
+          <w:sz w:val="20"/>
+          <w:szCs w:val="20"/>
+        </w:rPr>
+        <w:t xml:space="preserve">    }</w:t>
+      </w:r>
+    </w:p>
+    <w:p>
+      <w:pPr>
+        <w:shd w:val="clear" w:color="auto" w:fill="FFFFFF" w:themeFill="background1"/>
+        <w:tabs>
+          <w:tab w:val="left" w:pos="916"/>
+          <w:tab w:val="left" w:pos="1832"/>
+          <w:tab w:val="left" w:pos="2748"/>
+          <w:tab w:val="left" w:pos="3664"/>
+          <w:tab w:val="left" w:pos="4580"/>
+          <w:tab w:val="left" w:pos="5496"/>
+          <w:tab w:val="left" w:pos="6412"/>
+          <w:tab w:val="left" w:pos="7328"/>
+          <w:tab w:val="left" w:pos="8244"/>
+          <w:tab w:val="left" w:pos="9160"/>
+          <w:tab w:val="left" w:pos="10076"/>
+          <w:tab w:val="left" w:pos="10992"/>
+          <w:tab w:val="left" w:pos="11908"/>
+          <w:tab w:val="left" w:pos="12824"/>
+          <w:tab w:val="left" w:pos="13740"/>
+          <w:tab w:val="left" w:pos="14656"/>
+        </w:tabs>
+        <w:spacing w:after="0" w:line="240" w:lineRule="auto"/>
+        <w:rPr>
+          <w:rFonts w:ascii="inherit" w:eastAsia="Times New Roman" w:hAnsi="inherit" w:cs="Courier New"/>
+          <w:color w:val="000000" w:themeColor="text1"/>
+          <w:sz w:val="20"/>
+          <w:szCs w:val="20"/>
+        </w:rPr>
+      </w:pPr>
+      <w:r>
+        <w:rPr>
+          <w:rFonts w:ascii="inherit" w:eastAsia="Times New Roman" w:hAnsi="inherit" w:cs="Courier New"/>
+          <w:color w:val="000000" w:themeColor="text1"/>
+          <w:sz w:val="20"/>
+          <w:szCs w:val="20"/>
+        </w:rPr>
+        <w:t>]);</w:t>
+      </w:r>
+    </w:p>
+    <w:p>
+      <w:pPr>
+        <w:shd w:val="clear" w:color="auto" w:fill="FFFFFF" w:themeFill="background1"/>
+        <w:rPr>
+          <w:color w:val="000000" w:themeColor="text1"/>
+        </w:rPr>
+      </w:pPr>
+    </w:p>
+    <w:p>
+      <w:pPr>
+        <w:shd w:val="clear" w:color="auto" w:fill="FFFFFF" w:themeFill="background1"/>
+        <w:tabs>
+          <w:tab w:val="left" w:pos="916"/>
+          <w:tab w:val="left" w:pos="1832"/>
+          <w:tab w:val="left" w:pos="2748"/>
+          <w:tab w:val="left" w:pos="3664"/>
+          <w:tab w:val="left" w:pos="4580"/>
+          <w:tab w:val="left" w:pos="5496"/>
+          <w:tab w:val="left" w:pos="6412"/>
+          <w:tab w:val="left" w:pos="7328"/>
+          <w:tab w:val="left" w:pos="8244"/>
+          <w:tab w:val="left" w:pos="9160"/>
+          <w:tab w:val="left" w:pos="10076"/>
+          <w:tab w:val="left" w:pos="10992"/>
+          <w:tab w:val="left" w:pos="11908"/>
+          <w:tab w:val="left" w:pos="12824"/>
+          <w:tab w:val="left" w:pos="13740"/>
+          <w:tab w:val="left" w:pos="14656"/>
+        </w:tabs>
+        <w:spacing w:after="0" w:line="240" w:lineRule="auto"/>
+        <w:rPr>
+          <w:rFonts w:ascii="inherit" w:eastAsia="Times New Roman" w:hAnsi="inherit" w:cs="Courier New"/>
+          <w:color w:val="000000" w:themeColor="text1"/>
+          <w:sz w:val="20"/>
+          <w:szCs w:val="20"/>
+        </w:rPr>
+      </w:pPr>
+      <w:proofErr w:type="spellStart"/>
+      <w:proofErr w:type="gramStart"/>
+      <w:r>
+        <w:rPr>
+          <w:rFonts w:ascii="inherit" w:eastAsia="Times New Roman" w:hAnsi="inherit" w:cs="Courier New"/>
+          <w:color w:val="000000" w:themeColor="text1"/>
+          <w:sz w:val="20"/>
+          <w:szCs w:val="20"/>
+        </w:rPr>
+        <w:t>db.books.find</w:t>
+      </w:r>
+      <w:proofErr w:type="spellEnd"/>
+      <w:r>
+        <w:rPr>
+          <w:rFonts w:ascii="inherit" w:eastAsia="Times New Roman" w:hAnsi="inherit" w:cs="Courier New"/>
+          <w:color w:val="000000" w:themeColor="text1"/>
+          <w:sz w:val="20"/>
+          <w:szCs w:val="20"/>
+        </w:rPr>
+        <w:t>()</w:t>
+      </w:r>
+      <w:proofErr w:type="gramEnd"/>
+    </w:p>
+    <w:p>
+      <w:pPr>
+        <w:shd w:val="clear" w:color="auto" w:fill="FFFFFF" w:themeFill="background1"/>
+        <w:rPr>
+          <w:color w:val="000000" w:themeColor="text1"/>
+        </w:rPr>
+      </w:pPr>
+    </w:p>
+    <w:p>
+      <w:pPr>
+        <w:shd w:val="clear" w:color="auto" w:fill="FFFFFF" w:themeFill="background1"/>
+        <w:tabs>
+          <w:tab w:val="left" w:pos="916"/>
+          <w:tab w:val="left" w:pos="1832"/>
+          <w:tab w:val="left" w:pos="2748"/>
+          <w:tab w:val="left" w:pos="3664"/>
+          <w:tab w:val="left" w:pos="4580"/>
+          <w:tab w:val="left" w:pos="5496"/>
+          <w:tab w:val="left" w:pos="6412"/>
+          <w:tab w:val="left" w:pos="7328"/>
+          <w:tab w:val="left" w:pos="8244"/>
+          <w:tab w:val="left" w:pos="9160"/>
+          <w:tab w:val="left" w:pos="10076"/>
+          <w:tab w:val="left" w:pos="10992"/>
+          <w:tab w:val="left" w:pos="11908"/>
+          <w:tab w:val="left" w:pos="12824"/>
+          <w:tab w:val="left" w:pos="13740"/>
+          <w:tab w:val="left" w:pos="14656"/>
+        </w:tabs>
+        <w:spacing w:after="0" w:line="240" w:lineRule="auto"/>
+        <w:rPr>
+          <w:rFonts w:ascii="inherit" w:eastAsia="Times New Roman" w:hAnsi="inherit" w:cs="Courier New"/>
+          <w:color w:val="000000" w:themeColor="text1"/>
+          <w:sz w:val="20"/>
+          <w:szCs w:val="20"/>
+        </w:rPr>
+      </w:pPr>
+      <w:proofErr w:type="spellStart"/>
+      <w:proofErr w:type="gramStart"/>
+      <w:r>
+        <w:rPr>
+          <w:rFonts w:ascii="inherit" w:eastAsia="Times New Roman" w:hAnsi="inherit" w:cs="Courier New"/>
+          <w:color w:val="000000" w:themeColor="text1"/>
+          <w:sz w:val="20"/>
+          <w:szCs w:val="20"/>
+        </w:rPr>
+        <w:t>db.books.find</w:t>
+      </w:r>
+      <w:proofErr w:type="spellEnd"/>
+      <w:r>
+        <w:rPr>
+          <w:rFonts w:ascii="inherit" w:eastAsia="Times New Roman" w:hAnsi="inherit" w:cs="Courier New"/>
+          <w:color w:val="000000" w:themeColor="text1"/>
+          <w:sz w:val="20"/>
+          <w:szCs w:val="20"/>
+        </w:rPr>
+        <w:t>(</w:t>
+      </w:r>
+      <w:proofErr w:type="gramEnd"/>
+      <w:r>
+        <w:rPr>
+          <w:rFonts w:ascii="inherit" w:eastAsia="Times New Roman" w:hAnsi="inherit" w:cs="Courier New"/>
+          <w:color w:val="000000" w:themeColor="text1"/>
+          <w:sz w:val="20"/>
+          <w:szCs w:val="20"/>
+        </w:rPr>
+        <w:t>{price:{$gt:500}})</w:t>
+      </w:r>
+    </w:p>
+    <w:p>
+      <w:pPr>
+        <w:shd w:val="clear" w:color="auto" w:fill="FFFFFF" w:themeFill="background1"/>
+        <w:rPr>
+          <w:color w:val="000000" w:themeColor="text1"/>
+        </w:rPr>
+      </w:pPr>
+    </w:p>
+    <w:p>
+      <w:pPr>
+        <w:shd w:val="clear" w:color="auto" w:fill="FFFFFF" w:themeFill="background1"/>
+        <w:tabs>
+          <w:tab w:val="left" w:pos="916"/>
+          <w:tab w:val="left" w:pos="1832"/>
+          <w:tab w:val="left" w:pos="2748"/>
+          <w:tab w:val="left" w:pos="3664"/>
+          <w:tab w:val="left" w:pos="4580"/>
+          <w:tab w:val="left" w:pos="5496"/>
+          <w:tab w:val="left" w:pos="6412"/>
+          <w:tab w:val="left" w:pos="7328"/>
+          <w:tab w:val="left" w:pos="8244"/>
+          <w:tab w:val="left" w:pos="9160"/>
+          <w:tab w:val="left" w:pos="10076"/>
+          <w:tab w:val="left" w:pos="10992"/>
+          <w:tab w:val="left" w:pos="11908"/>
+          <w:tab w:val="left" w:pos="12824"/>
+          <w:tab w:val="left" w:pos="13740"/>
+          <w:tab w:val="left" w:pos="14656"/>
+        </w:tabs>
+        <w:spacing w:after="0" w:line="240" w:lineRule="auto"/>
+        <w:rPr>
+          <w:rFonts w:ascii="inherit" w:eastAsia="Times New Roman" w:hAnsi="inherit" w:cs="Courier New"/>
+          <w:color w:val="000000" w:themeColor="text1"/>
+          <w:sz w:val="20"/>
+          <w:szCs w:val="20"/>
+        </w:rPr>
+      </w:pPr>
+      <w:proofErr w:type="spellStart"/>
+      <w:proofErr w:type="gramStart"/>
+      <w:r>
+        <w:rPr>
+          <w:rFonts w:ascii="inherit" w:eastAsia="Times New Roman" w:hAnsi="inherit" w:cs="Courier New"/>
+          <w:color w:val="000000" w:themeColor="text1"/>
+          <w:sz w:val="20"/>
+          <w:szCs w:val="20"/>
+        </w:rPr>
+        <w:t>db.books.find</w:t>
+      </w:r>
+      <w:proofErr w:type="spellEnd"/>
+      <w:r>
+        <w:rPr>
+          <w:rFonts w:ascii="inherit" w:eastAsia="Times New Roman" w:hAnsi="inherit" w:cs="Courier New"/>
+          <w:color w:val="000000" w:themeColor="text1"/>
+          <w:sz w:val="20"/>
+          <w:szCs w:val="20"/>
+        </w:rPr>
+        <w:t>(</w:t>
+      </w:r>
+      <w:proofErr w:type="gramEnd"/>
+      <w:r>
+        <w:rPr>
+          <w:rFonts w:ascii="inherit" w:eastAsia="Times New Roman" w:hAnsi="inherit" w:cs="Courier New"/>
+          <w:color w:val="000000" w:themeColor="text1"/>
+          <w:sz w:val="20"/>
+          <w:szCs w:val="20"/>
+        </w:rPr>
+        <w:t>{</w:t>
+      </w:r>
+      <w:proofErr w:type="spellStart"/>
+      <w:r>
+        <w:rPr>
+          <w:rFonts w:ascii="inherit" w:eastAsia="Times New Roman" w:hAnsi="inherit" w:cs="Courier New"/>
+          <w:color w:val="000000" w:themeColor="text1"/>
+          <w:sz w:val="20"/>
+          <w:szCs w:val="20"/>
+        </w:rPr>
+        <w:t>category:"Programming</w:t>
+      </w:r>
+      <w:proofErr w:type="spellEnd"/>
+      <w:r>
+        <w:rPr>
+          <w:rFonts w:ascii="inherit" w:eastAsia="Times New Roman" w:hAnsi="inherit" w:cs="Courier New"/>
+          <w:color w:val="000000" w:themeColor="text1"/>
+          <w:sz w:val="20"/>
+          <w:szCs w:val="20"/>
+        </w:rPr>
+        <w:t>"})</w:t>
+      </w:r>
+    </w:p>
+    <w:p>
+      <w:pPr>
+        <w:shd w:val="clear" w:color="auto" w:fill="FFFFFF" w:themeFill="background1"/>
+        <w:rPr>
+          <w:color w:val="000000" w:themeColor="text1"/>
+        </w:rPr>
+      </w:pPr>
+    </w:p>
+    <w:p>
+      <w:pPr>
+        <w:shd w:val="clear" w:color="auto" w:fill="FFFFFF" w:themeFill="background1"/>
+        <w:tabs>
+          <w:tab w:val="left" w:pos="916"/>
+          <w:tab w:val="left" w:pos="1832"/>
+          <w:tab w:val="left" w:pos="2748"/>
+          <w:tab w:val="left" w:pos="3664"/>
+          <w:tab w:val="left" w:pos="4580"/>
+          <w:tab w:val="left" w:pos="5496"/>
+          <w:tab w:val="left" w:pos="6412"/>
+          <w:tab w:val="left" w:pos="7328"/>
+          <w:tab w:val="left" w:pos="8244"/>
+          <w:tab w:val="left" w:pos="9160"/>
+          <w:tab w:val="left" w:pos="10076"/>
+          <w:tab w:val="left" w:pos="10992"/>
+          <w:tab w:val="left" w:pos="11908"/>
+          <w:tab w:val="left" w:pos="12824"/>
+          <w:tab w:val="left" w:pos="13740"/>
+          <w:tab w:val="left" w:pos="14656"/>
+        </w:tabs>
+        <w:spacing w:after="0" w:line="240" w:lineRule="auto"/>
+        <w:rPr>
+          <w:rFonts w:ascii="inherit" w:eastAsia="Times New Roman" w:hAnsi="inherit" w:cs="Courier New"/>
+          <w:color w:val="000000" w:themeColor="text1"/>
+          <w:sz w:val="20"/>
+          <w:szCs w:val="20"/>
+        </w:rPr>
+      </w:pPr>
+      <w:proofErr w:type="spellStart"/>
+      <w:proofErr w:type="gramStart"/>
+      <w:r>
+        <w:rPr>
+          <w:rFonts w:ascii="inherit" w:eastAsia="Times New Roman" w:hAnsi="inherit" w:cs="Courier New"/>
+          <w:color w:val="000000" w:themeColor="text1"/>
+          <w:sz w:val="20"/>
+          <w:szCs w:val="20"/>
+        </w:rPr>
+        <w:t>db.books.find</w:t>
+      </w:r>
+      <w:proofErr w:type="spellEnd"/>
+      <w:r>
+        <w:rPr>
+          <w:rFonts w:ascii="inherit" w:eastAsia="Times New Roman" w:hAnsi="inherit" w:cs="Courier New"/>
+          <w:color w:val="000000" w:themeColor="text1"/>
+          <w:sz w:val="20"/>
+          <w:szCs w:val="20"/>
+        </w:rPr>
+        <w:t>(</w:t>
+      </w:r>
+      <w:proofErr w:type="gramEnd"/>
+      <w:r>
+        <w:rPr>
+          <w:rFonts w:ascii="inherit" w:eastAsia="Times New Roman" w:hAnsi="inherit" w:cs="Courier New"/>
+          <w:color w:val="000000" w:themeColor="text1"/>
+          <w:sz w:val="20"/>
+          <w:szCs w:val="20"/>
+        </w:rPr>
+        <w:t>{},{title:1,author:1,_id:0});</w:t>
+      </w:r>
+    </w:p>
+    <w:p>
+      <w:pPr>
+        <w:shd w:val="clear" w:color="auto" w:fill="FFFFFF" w:themeFill="background1"/>
+        <w:rPr>
+          <w:color w:val="000000" w:themeColor="text1"/>
+        </w:rPr>
+      </w:pPr>
+    </w:p>
+    <w:p>
+      <w:pPr>
+        <w:shd w:val="clear" w:color="auto" w:fill="FFFFFF" w:themeFill="background1"/>
+        <w:tabs>
+          <w:tab w:val="left" w:pos="916"/>
+          <w:tab w:val="left" w:pos="1832"/>
+          <w:tab w:val="left" w:pos="2748"/>
+          <w:tab w:val="left" w:pos="3664"/>
+          <w:tab w:val="left" w:pos="4580"/>
+          <w:tab w:val="left" w:pos="5496"/>
+          <w:tab w:val="left" w:pos="6412"/>
+          <w:tab w:val="left" w:pos="7328"/>
+          <w:tab w:val="left" w:pos="8244"/>
+          <w:tab w:val="left" w:pos="9160"/>
+          <w:tab w:val="left" w:pos="10076"/>
+          <w:tab w:val="left" w:pos="10992"/>
+          <w:tab w:val="left" w:pos="11908"/>
+          <w:tab w:val="left" w:pos="12824"/>
+          <w:tab w:val="left" w:pos="13740"/>
+          <w:tab w:val="left" w:pos="14656"/>
+        </w:tabs>
+        <w:spacing w:after="0" w:line="240" w:lineRule="auto"/>
+        <w:rPr>
+          <w:rFonts w:ascii="inherit" w:eastAsia="Times New Roman" w:hAnsi="inherit" w:cs="Courier New"/>
+          <w:color w:val="000000" w:themeColor="text1"/>
+          <w:sz w:val="20"/>
+          <w:szCs w:val="20"/>
+        </w:rPr>
+      </w:pPr>
+      <w:proofErr w:type="spellStart"/>
+      <w:proofErr w:type="gramStart"/>
+      <w:r>
+        <w:rPr>
+          <w:rFonts w:ascii="inherit" w:eastAsia="Times New Roman" w:hAnsi="inherit" w:cs="Courier New"/>
+          <w:color w:val="000000" w:themeColor="text1"/>
+          <w:sz w:val="20"/>
+          <w:szCs w:val="20"/>
+        </w:rPr>
+        <w:t>db.books.countDocuments</w:t>
+      </w:r>
+      <w:proofErr w:type="spellEnd"/>
+      <w:r>
+        <w:rPr>
+          <w:rFonts w:ascii="inherit" w:eastAsia="Times New Roman" w:hAnsi="inherit" w:cs="Courier New"/>
+          <w:color w:val="000000" w:themeColor="text1"/>
+          <w:sz w:val="20"/>
+          <w:szCs w:val="20"/>
+        </w:rPr>
+        <w:t>()</w:t>
+      </w:r>
+      <w:proofErr w:type="gramEnd"/>
+    </w:p>
+    <w:p>
+      <w:pPr>
+        <w:shd w:val="clear" w:color="auto" w:fill="FFFFFF" w:themeFill="background1"/>
+        <w:tabs>
+          <w:tab w:val="left" w:pos="916"/>
+          <w:tab w:val="left" w:pos="1832"/>
+          <w:tab w:val="left" w:pos="2748"/>
+          <w:tab w:val="left" w:pos="3664"/>
+          <w:tab w:val="left" w:pos="4580"/>
+          <w:tab w:val="left" w:pos="5496"/>
+          <w:tab w:val="left" w:pos="6412"/>
+          <w:tab w:val="left" w:pos="7328"/>
+          <w:tab w:val="left" w:pos="8244"/>
+          <w:tab w:val="left" w:pos="9160"/>
+          <w:tab w:val="left" w:pos="10076"/>
+          <w:tab w:val="left" w:pos="10992"/>
+          <w:tab w:val="left" w:pos="11908"/>
+          <w:tab w:val="left" w:pos="12824"/>
+          <w:tab w:val="left" w:pos="13740"/>
+          <w:tab w:val="left" w:pos="14656"/>
+        </w:tabs>
+        <w:spacing w:after="0" w:line="240" w:lineRule="auto"/>
+        <w:rPr>
+          <w:rFonts w:ascii="inherit" w:eastAsia="Times New Roman" w:hAnsi="inherit" w:cs="Courier New"/>
+          <w:color w:val="000000" w:themeColor="text1"/>
+          <w:sz w:val="20"/>
+          <w:szCs w:val="20"/>
+        </w:rPr>
+      </w:pPr>
+    </w:p>
+    <w:p>
+      <w:pPr>
+        <w:rPr>
+          <w:b/>
+          <w:sz w:val="32"/>
+          <w:szCs w:val="32"/>
+          <w:u w:val="single"/>
+        </w:rPr>
+      </w:pPr>
+      <w:r>
+        <w:rPr>
+          <w:b/>
+          <w:sz w:val="32"/>
+          <w:szCs w:val="32"/>
+          <w:u w:val="single"/>
+        </w:rPr>
+        <w:lastRenderedPageBreak/>
+        <w:t xml:space="preserve">Level – </w:t>
+      </w:r>
+      <w:proofErr w:type="gramStart"/>
+      <w:r>
+        <w:rPr>
+          <w:b/>
+          <w:sz w:val="32"/>
+          <w:szCs w:val="32"/>
+          <w:u w:val="single"/>
+        </w:rPr>
+        <w:t>2</w:t>
+      </w:r>
+      <w:r>
+        <w:rPr>
+          <w:b/>
+          <w:sz w:val="32"/>
+          <w:szCs w:val="32"/>
+          <w:u w:val="single"/>
+        </w:rPr>
+        <w:t xml:space="preserve">  </w:t>
+      </w:r>
+      <w:r>
+        <w:rPr>
+          <w:b/>
+          <w:sz w:val="32"/>
+          <w:szCs w:val="32"/>
+          <w:u w:val="single"/>
+        </w:rPr>
+        <w:t>Intermediate</w:t>
+      </w:r>
+      <w:proofErr w:type="gramEnd"/>
+    </w:p>
+    <w:p>
+      <w:pPr>
+        <w:shd w:val="clear" w:color="auto" w:fill="112733"/>
+        <w:tabs>
+          <w:tab w:val="left" w:pos="916"/>
+          <w:tab w:val="left" w:pos="1832"/>
+          <w:tab w:val="left" w:pos="2748"/>
+          <w:tab w:val="left" w:pos="3664"/>
+          <w:tab w:val="left" w:pos="4580"/>
+          <w:tab w:val="left" w:pos="5496"/>
+          <w:tab w:val="left" w:pos="6412"/>
+          <w:tab w:val="left" w:pos="7328"/>
+          <w:tab w:val="left" w:pos="8244"/>
+          <w:tab w:val="left" w:pos="9160"/>
+          <w:tab w:val="left" w:pos="10076"/>
+          <w:tab w:val="left" w:pos="10992"/>
+          <w:tab w:val="left" w:pos="11908"/>
+          <w:tab w:val="left" w:pos="12824"/>
+          <w:tab w:val="left" w:pos="13740"/>
+          <w:tab w:val="left" w:pos="14656"/>
+        </w:tabs>
+        <w:spacing w:after="0" w:line="240" w:lineRule="auto"/>
+        <w:rPr>
+          <w:rFonts w:ascii="inherit" w:eastAsia="Times New Roman" w:hAnsi="inherit" w:cs="Courier New"/>
+          <w:color w:val="F9FBFA"/>
+          <w:sz w:val="20"/>
+          <w:szCs w:val="20"/>
+        </w:rPr>
+      </w:pPr>
+      <w:proofErr w:type="spellStart"/>
+      <w:proofErr w:type="gramStart"/>
+      <w:r>
+        <w:rPr>
+          <w:rFonts w:ascii="inherit" w:eastAsia="Times New Roman" w:hAnsi="inherit" w:cs="Courier New"/>
+          <w:color w:val="F9FBFA"/>
+          <w:sz w:val="20"/>
+          <w:szCs w:val="20"/>
+        </w:rPr>
+        <w:t>db.books.find</w:t>
+      </w:r>
+      <w:proofErr w:type="spellEnd"/>
+      <w:r>
+        <w:rPr>
+          <w:rFonts w:ascii="inherit" w:eastAsia="Times New Roman" w:hAnsi="inherit" w:cs="Courier New"/>
+          <w:color w:val="F9FBFA"/>
+          <w:sz w:val="20"/>
+          <w:szCs w:val="20"/>
+        </w:rPr>
+        <w:t>(</w:t>
+      </w:r>
+      <w:proofErr w:type="gramEnd"/>
+      <w:r>
+        <w:rPr>
+          <w:rFonts w:ascii="inherit" w:eastAsia="Times New Roman" w:hAnsi="inherit" w:cs="Courier New"/>
+          <w:color w:val="F9FBFA"/>
+          <w:sz w:val="20"/>
+          <w:szCs w:val="20"/>
+        </w:rPr>
+        <w:t>{price:{$gt:300,$lt:700}})</w:t>
+      </w:r>
+    </w:p>
+    <w:p/>
+    <w:p>
+      <w:pPr>
+        <w:shd w:val="clear" w:color="auto" w:fill="112733"/>
+        <w:tabs>
+          <w:tab w:val="left" w:pos="916"/>
+          <w:tab w:val="left" w:pos="1832"/>
+          <w:tab w:val="left" w:pos="2748"/>
+          <w:tab w:val="left" w:pos="3664"/>
+          <w:tab w:val="left" w:pos="4580"/>
+          <w:tab w:val="left" w:pos="5496"/>
+          <w:tab w:val="left" w:pos="6412"/>
+          <w:tab w:val="left" w:pos="7328"/>
+          <w:tab w:val="left" w:pos="8244"/>
+          <w:tab w:val="left" w:pos="9160"/>
+          <w:tab w:val="left" w:pos="10076"/>
+          <w:tab w:val="left" w:pos="10992"/>
+          <w:tab w:val="left" w:pos="11908"/>
+          <w:tab w:val="left" w:pos="12824"/>
+          <w:tab w:val="left" w:pos="13740"/>
+          <w:tab w:val="left" w:pos="14656"/>
+        </w:tabs>
+        <w:spacing w:after="0" w:line="240" w:lineRule="auto"/>
+        <w:rPr>
+          <w:rFonts w:ascii="inherit" w:eastAsia="Times New Roman" w:hAnsi="inherit" w:cs="Courier New"/>
+          <w:color w:val="F9FBFA"/>
+          <w:sz w:val="20"/>
+          <w:szCs w:val="20"/>
+        </w:rPr>
+      </w:pPr>
+      <w:proofErr w:type="spellStart"/>
+      <w:proofErr w:type="gramStart"/>
+      <w:r>
+        <w:rPr>
+          <w:rFonts w:ascii="inherit" w:eastAsia="Times New Roman" w:hAnsi="inherit" w:cs="Courier New"/>
+          <w:color w:val="F9FBFA"/>
+          <w:sz w:val="20"/>
+          <w:szCs w:val="20"/>
+        </w:rPr>
+        <w:t>db.books.find</w:t>
+      </w:r>
+      <w:proofErr w:type="spellEnd"/>
+      <w:r>
+        <w:rPr>
+          <w:rFonts w:ascii="inherit" w:eastAsia="Times New Roman" w:hAnsi="inherit" w:cs="Courier New"/>
+          <w:color w:val="F9FBFA"/>
+          <w:sz w:val="20"/>
+          <w:szCs w:val="20"/>
+        </w:rPr>
+        <w:t>(</w:t>
+      </w:r>
+      <w:proofErr w:type="gramEnd"/>
+      <w:r>
+        <w:rPr>
+          <w:rFonts w:ascii="inherit" w:eastAsia="Times New Roman" w:hAnsi="inherit" w:cs="Courier New"/>
+          <w:color w:val="F9FBFA"/>
+          <w:sz w:val="20"/>
+          <w:szCs w:val="20"/>
+        </w:rPr>
+        <w:t>{quantity:{$lt:5}})</w:t>
+      </w:r>
+    </w:p>
+    <w:p>
       <w:bookmarkStart w:id="0" w:name="_GoBack"/>
       <w:bookmarkEnd w:id="0"/>
     </w:p>
@@ -6580,1246 +8093,6 @@
           <w:szCs w:val="20"/>
         </w:rPr>
       </w:pPr>
-      <w:r>
-        <w:rPr>
-          <w:rFonts w:ascii="inherit" w:eastAsia="Times New Roman" w:hAnsi="inherit" w:cs="Courier New"/>
-          <w:color w:val="000000" w:themeColor="text1"/>
-          <w:sz w:val="20"/>
-          <w:szCs w:val="20"/>
-        </w:rPr>
-        <w:t xml:space="preserve">    {</w:t>
-      </w:r>
-    </w:p>
-    <w:p>
-      <w:pPr>
-        <w:shd w:val="clear" w:color="auto" w:fill="FFFFFF" w:themeFill="background1"/>
-        <w:tabs>
-          <w:tab w:val="left" w:pos="916"/>
-          <w:tab w:val="left" w:pos="1832"/>
-          <w:tab w:val="left" w:pos="2748"/>
-          <w:tab w:val="left" w:pos="3664"/>
-          <w:tab w:val="left" w:pos="4580"/>
-          <w:tab w:val="left" w:pos="5496"/>
-          <w:tab w:val="left" w:pos="6412"/>
-          <w:tab w:val="left" w:pos="7328"/>
-          <w:tab w:val="left" w:pos="8244"/>
-          <w:tab w:val="left" w:pos="9160"/>
-          <w:tab w:val="left" w:pos="10076"/>
-          <w:tab w:val="left" w:pos="10992"/>
-          <w:tab w:val="left" w:pos="11908"/>
-          <w:tab w:val="left" w:pos="12824"/>
-          <w:tab w:val="left" w:pos="13740"/>
-          <w:tab w:val="left" w:pos="14656"/>
-        </w:tabs>
-        <w:spacing w:after="0" w:line="240" w:lineRule="auto"/>
-        <w:rPr>
-          <w:rFonts w:ascii="inherit" w:eastAsia="Times New Roman" w:hAnsi="inherit" w:cs="Courier New"/>
-          <w:color w:val="000000" w:themeColor="text1"/>
-          <w:sz w:val="20"/>
-          <w:szCs w:val="20"/>
-        </w:rPr>
-      </w:pPr>
-      <w:r>
-        <w:rPr>
-          <w:rFonts w:ascii="inherit" w:eastAsia="Times New Roman" w:hAnsi="inherit" w:cs="Courier New"/>
-          <w:color w:val="000000" w:themeColor="text1"/>
-          <w:sz w:val="20"/>
-          <w:szCs w:val="20"/>
-        </w:rPr>
-        <w:t xml:space="preserve">        </w:t>
-      </w:r>
-      <w:proofErr w:type="spellStart"/>
-      <w:r>
-        <w:rPr>
-          <w:rFonts w:ascii="inherit" w:eastAsia="Times New Roman" w:hAnsi="inherit" w:cs="Courier New"/>
-          <w:color w:val="000000" w:themeColor="text1"/>
-          <w:sz w:val="20"/>
-          <w:szCs w:val="20"/>
-        </w:rPr>
-        <w:t>book_id</w:t>
-      </w:r>
-      <w:proofErr w:type="spellEnd"/>
-      <w:r>
-        <w:rPr>
-          <w:rFonts w:ascii="inherit" w:eastAsia="Times New Roman" w:hAnsi="inherit" w:cs="Courier New"/>
-          <w:color w:val="000000" w:themeColor="text1"/>
-          <w:sz w:val="20"/>
-          <w:szCs w:val="20"/>
-        </w:rPr>
-        <w:t>: 109,</w:t>
-      </w:r>
-    </w:p>
-    <w:p>
-      <w:pPr>
-        <w:shd w:val="clear" w:color="auto" w:fill="FFFFFF" w:themeFill="background1"/>
-        <w:tabs>
-          <w:tab w:val="left" w:pos="916"/>
-          <w:tab w:val="left" w:pos="1832"/>
-          <w:tab w:val="left" w:pos="2748"/>
-          <w:tab w:val="left" w:pos="3664"/>
-          <w:tab w:val="left" w:pos="4580"/>
-          <w:tab w:val="left" w:pos="5496"/>
-          <w:tab w:val="left" w:pos="6412"/>
-          <w:tab w:val="left" w:pos="7328"/>
-          <w:tab w:val="left" w:pos="8244"/>
-          <w:tab w:val="left" w:pos="9160"/>
-          <w:tab w:val="left" w:pos="10076"/>
-          <w:tab w:val="left" w:pos="10992"/>
-          <w:tab w:val="left" w:pos="11908"/>
-          <w:tab w:val="left" w:pos="12824"/>
-          <w:tab w:val="left" w:pos="13740"/>
-          <w:tab w:val="left" w:pos="14656"/>
-        </w:tabs>
-        <w:spacing w:after="0" w:line="240" w:lineRule="auto"/>
-        <w:rPr>
-          <w:rFonts w:ascii="inherit" w:eastAsia="Times New Roman" w:hAnsi="inherit" w:cs="Courier New"/>
-          <w:color w:val="000000" w:themeColor="text1"/>
-          <w:sz w:val="20"/>
-          <w:szCs w:val="20"/>
-        </w:rPr>
-      </w:pPr>
-      <w:r>
-        <w:rPr>
-          <w:rFonts w:ascii="inherit" w:eastAsia="Times New Roman" w:hAnsi="inherit" w:cs="Courier New"/>
-          <w:color w:val="000000" w:themeColor="text1"/>
-          <w:sz w:val="20"/>
-          <w:szCs w:val="20"/>
-        </w:rPr>
-        <w:t xml:space="preserve">        </w:t>
-      </w:r>
-      <w:proofErr w:type="gramStart"/>
-      <w:r>
-        <w:rPr>
-          <w:rFonts w:ascii="inherit" w:eastAsia="Times New Roman" w:hAnsi="inherit" w:cs="Courier New"/>
-          <w:color w:val="000000" w:themeColor="text1"/>
-          <w:sz w:val="20"/>
-          <w:szCs w:val="20"/>
-        </w:rPr>
-        <w:t>title</w:t>
-      </w:r>
-      <w:proofErr w:type="gramEnd"/>
-      <w:r>
-        <w:rPr>
-          <w:rFonts w:ascii="inherit" w:eastAsia="Times New Roman" w:hAnsi="inherit" w:cs="Courier New"/>
-          <w:color w:val="000000" w:themeColor="text1"/>
-          <w:sz w:val="20"/>
-          <w:szCs w:val="20"/>
-        </w:rPr>
-        <w:t>: "SQL Fundamentals",</w:t>
-      </w:r>
-    </w:p>
-    <w:p>
-      <w:pPr>
-        <w:shd w:val="clear" w:color="auto" w:fill="FFFFFF" w:themeFill="background1"/>
-        <w:tabs>
-          <w:tab w:val="left" w:pos="916"/>
-          <w:tab w:val="left" w:pos="1832"/>
-          <w:tab w:val="left" w:pos="2748"/>
-          <w:tab w:val="left" w:pos="3664"/>
-          <w:tab w:val="left" w:pos="4580"/>
-          <w:tab w:val="left" w:pos="5496"/>
-          <w:tab w:val="left" w:pos="6412"/>
-          <w:tab w:val="left" w:pos="7328"/>
-          <w:tab w:val="left" w:pos="8244"/>
-          <w:tab w:val="left" w:pos="9160"/>
-          <w:tab w:val="left" w:pos="10076"/>
-          <w:tab w:val="left" w:pos="10992"/>
-          <w:tab w:val="left" w:pos="11908"/>
-          <w:tab w:val="left" w:pos="12824"/>
-          <w:tab w:val="left" w:pos="13740"/>
-          <w:tab w:val="left" w:pos="14656"/>
-        </w:tabs>
-        <w:spacing w:after="0" w:line="240" w:lineRule="auto"/>
-        <w:rPr>
-          <w:rFonts w:ascii="inherit" w:eastAsia="Times New Roman" w:hAnsi="inherit" w:cs="Courier New"/>
-          <w:color w:val="000000" w:themeColor="text1"/>
-          <w:sz w:val="20"/>
-          <w:szCs w:val="20"/>
-        </w:rPr>
-      </w:pPr>
-      <w:r>
-        <w:rPr>
-          <w:rFonts w:ascii="inherit" w:eastAsia="Times New Roman" w:hAnsi="inherit" w:cs="Courier New"/>
-          <w:color w:val="000000" w:themeColor="text1"/>
-          <w:sz w:val="20"/>
-          <w:szCs w:val="20"/>
-        </w:rPr>
-        <w:t xml:space="preserve">        </w:t>
-      </w:r>
-      <w:proofErr w:type="gramStart"/>
-      <w:r>
-        <w:rPr>
-          <w:rFonts w:ascii="inherit" w:eastAsia="Times New Roman" w:hAnsi="inherit" w:cs="Courier New"/>
-          <w:color w:val="000000" w:themeColor="text1"/>
-          <w:sz w:val="20"/>
-          <w:szCs w:val="20"/>
-        </w:rPr>
-        <w:t>author</w:t>
-      </w:r>
-      <w:proofErr w:type="gramEnd"/>
-      <w:r>
-        <w:rPr>
-          <w:rFonts w:ascii="inherit" w:eastAsia="Times New Roman" w:hAnsi="inherit" w:cs="Courier New"/>
-          <w:color w:val="000000" w:themeColor="text1"/>
-          <w:sz w:val="20"/>
-          <w:szCs w:val="20"/>
-        </w:rPr>
-        <w:t>: "John J. Patrick",</w:t>
-      </w:r>
-    </w:p>
-    <w:p>
-      <w:pPr>
-        <w:shd w:val="clear" w:color="auto" w:fill="FFFFFF" w:themeFill="background1"/>
-        <w:tabs>
-          <w:tab w:val="left" w:pos="916"/>
-          <w:tab w:val="left" w:pos="1832"/>
-          <w:tab w:val="left" w:pos="2748"/>
-          <w:tab w:val="left" w:pos="3664"/>
-          <w:tab w:val="left" w:pos="4580"/>
-          <w:tab w:val="left" w:pos="5496"/>
-          <w:tab w:val="left" w:pos="6412"/>
-          <w:tab w:val="left" w:pos="7328"/>
-          <w:tab w:val="left" w:pos="8244"/>
-          <w:tab w:val="left" w:pos="9160"/>
-          <w:tab w:val="left" w:pos="10076"/>
-          <w:tab w:val="left" w:pos="10992"/>
-          <w:tab w:val="left" w:pos="11908"/>
-          <w:tab w:val="left" w:pos="12824"/>
-          <w:tab w:val="left" w:pos="13740"/>
-          <w:tab w:val="left" w:pos="14656"/>
-        </w:tabs>
-        <w:spacing w:after="0" w:line="240" w:lineRule="auto"/>
-        <w:rPr>
-          <w:rFonts w:ascii="inherit" w:eastAsia="Times New Roman" w:hAnsi="inherit" w:cs="Courier New"/>
-          <w:color w:val="000000" w:themeColor="text1"/>
-          <w:sz w:val="20"/>
-          <w:szCs w:val="20"/>
-        </w:rPr>
-      </w:pPr>
-      <w:r>
-        <w:rPr>
-          <w:rFonts w:ascii="inherit" w:eastAsia="Times New Roman" w:hAnsi="inherit" w:cs="Courier New"/>
-          <w:color w:val="000000" w:themeColor="text1"/>
-          <w:sz w:val="20"/>
-          <w:szCs w:val="20"/>
-        </w:rPr>
-        <w:t xml:space="preserve">        </w:t>
-      </w:r>
-      <w:proofErr w:type="gramStart"/>
-      <w:r>
-        <w:rPr>
-          <w:rFonts w:ascii="inherit" w:eastAsia="Times New Roman" w:hAnsi="inherit" w:cs="Courier New"/>
-          <w:color w:val="000000" w:themeColor="text1"/>
-          <w:sz w:val="20"/>
-          <w:szCs w:val="20"/>
-        </w:rPr>
-        <w:t>price</w:t>
-      </w:r>
-      <w:proofErr w:type="gramEnd"/>
-      <w:r>
-        <w:rPr>
-          <w:rFonts w:ascii="inherit" w:eastAsia="Times New Roman" w:hAnsi="inherit" w:cs="Courier New"/>
-          <w:color w:val="000000" w:themeColor="text1"/>
-          <w:sz w:val="20"/>
-          <w:szCs w:val="20"/>
-        </w:rPr>
-        <w:t>: 180,</w:t>
-      </w:r>
-    </w:p>
-    <w:p>
-      <w:pPr>
-        <w:shd w:val="clear" w:color="auto" w:fill="FFFFFF" w:themeFill="background1"/>
-        <w:tabs>
-          <w:tab w:val="left" w:pos="916"/>
-          <w:tab w:val="left" w:pos="1832"/>
-          <w:tab w:val="left" w:pos="2748"/>
-          <w:tab w:val="left" w:pos="3664"/>
-          <w:tab w:val="left" w:pos="4580"/>
-          <w:tab w:val="left" w:pos="5496"/>
-          <w:tab w:val="left" w:pos="6412"/>
-          <w:tab w:val="left" w:pos="7328"/>
-          <w:tab w:val="left" w:pos="8244"/>
-          <w:tab w:val="left" w:pos="9160"/>
-          <w:tab w:val="left" w:pos="10076"/>
-          <w:tab w:val="left" w:pos="10992"/>
-          <w:tab w:val="left" w:pos="11908"/>
-          <w:tab w:val="left" w:pos="12824"/>
-          <w:tab w:val="left" w:pos="13740"/>
-          <w:tab w:val="left" w:pos="14656"/>
-        </w:tabs>
-        <w:spacing w:after="0" w:line="240" w:lineRule="auto"/>
-        <w:rPr>
-          <w:rFonts w:ascii="inherit" w:eastAsia="Times New Roman" w:hAnsi="inherit" w:cs="Courier New"/>
-          <w:color w:val="000000" w:themeColor="text1"/>
-          <w:sz w:val="20"/>
-          <w:szCs w:val="20"/>
-        </w:rPr>
-      </w:pPr>
-      <w:r>
-        <w:rPr>
-          <w:rFonts w:ascii="inherit" w:eastAsia="Times New Roman" w:hAnsi="inherit" w:cs="Courier New"/>
-          <w:color w:val="000000" w:themeColor="text1"/>
-          <w:sz w:val="20"/>
-          <w:szCs w:val="20"/>
-        </w:rPr>
-        <w:t xml:space="preserve">        </w:t>
-      </w:r>
-      <w:proofErr w:type="gramStart"/>
-      <w:r>
-        <w:rPr>
-          <w:rFonts w:ascii="inherit" w:eastAsia="Times New Roman" w:hAnsi="inherit" w:cs="Courier New"/>
-          <w:color w:val="000000" w:themeColor="text1"/>
-          <w:sz w:val="20"/>
-          <w:szCs w:val="20"/>
-        </w:rPr>
-        <w:t>category</w:t>
-      </w:r>
-      <w:proofErr w:type="gramEnd"/>
-      <w:r>
-        <w:rPr>
-          <w:rFonts w:ascii="inherit" w:eastAsia="Times New Roman" w:hAnsi="inherit" w:cs="Courier New"/>
-          <w:color w:val="000000" w:themeColor="text1"/>
-          <w:sz w:val="20"/>
-          <w:szCs w:val="20"/>
-        </w:rPr>
-        <w:t>: "Database",</w:t>
-      </w:r>
-    </w:p>
-    <w:p>
-      <w:pPr>
-        <w:shd w:val="clear" w:color="auto" w:fill="FFFFFF" w:themeFill="background1"/>
-        <w:tabs>
-          <w:tab w:val="left" w:pos="916"/>
-          <w:tab w:val="left" w:pos="1832"/>
-          <w:tab w:val="left" w:pos="2748"/>
-          <w:tab w:val="left" w:pos="3664"/>
-          <w:tab w:val="left" w:pos="4580"/>
-          <w:tab w:val="left" w:pos="5496"/>
-          <w:tab w:val="left" w:pos="6412"/>
-          <w:tab w:val="left" w:pos="7328"/>
-          <w:tab w:val="left" w:pos="8244"/>
-          <w:tab w:val="left" w:pos="9160"/>
-          <w:tab w:val="left" w:pos="10076"/>
-          <w:tab w:val="left" w:pos="10992"/>
-          <w:tab w:val="left" w:pos="11908"/>
-          <w:tab w:val="left" w:pos="12824"/>
-          <w:tab w:val="left" w:pos="13740"/>
-          <w:tab w:val="left" w:pos="14656"/>
-        </w:tabs>
-        <w:spacing w:after="0" w:line="240" w:lineRule="auto"/>
-        <w:rPr>
-          <w:rFonts w:ascii="inherit" w:eastAsia="Times New Roman" w:hAnsi="inherit" w:cs="Courier New"/>
-          <w:color w:val="000000" w:themeColor="text1"/>
-          <w:sz w:val="20"/>
-          <w:szCs w:val="20"/>
-        </w:rPr>
-      </w:pPr>
-      <w:r>
-        <w:rPr>
-          <w:rFonts w:ascii="inherit" w:eastAsia="Times New Roman" w:hAnsi="inherit" w:cs="Courier New"/>
-          <w:color w:val="000000" w:themeColor="text1"/>
-          <w:sz w:val="20"/>
-          <w:szCs w:val="20"/>
-        </w:rPr>
-        <w:t xml:space="preserve">        </w:t>
-      </w:r>
-      <w:proofErr w:type="gramStart"/>
-      <w:r>
-        <w:rPr>
-          <w:rFonts w:ascii="inherit" w:eastAsia="Times New Roman" w:hAnsi="inherit" w:cs="Courier New"/>
-          <w:color w:val="000000" w:themeColor="text1"/>
-          <w:sz w:val="20"/>
-          <w:szCs w:val="20"/>
-        </w:rPr>
-        <w:t>quantity</w:t>
-      </w:r>
-      <w:proofErr w:type="gramEnd"/>
-      <w:r>
-        <w:rPr>
-          <w:rFonts w:ascii="inherit" w:eastAsia="Times New Roman" w:hAnsi="inherit" w:cs="Courier New"/>
-          <w:color w:val="000000" w:themeColor="text1"/>
-          <w:sz w:val="20"/>
-          <w:szCs w:val="20"/>
-        </w:rPr>
-        <w:t>: 12</w:t>
-      </w:r>
-    </w:p>
-    <w:p>
-      <w:pPr>
-        <w:shd w:val="clear" w:color="auto" w:fill="FFFFFF" w:themeFill="background1"/>
-        <w:tabs>
-          <w:tab w:val="left" w:pos="916"/>
-          <w:tab w:val="left" w:pos="1832"/>
-          <w:tab w:val="left" w:pos="2748"/>
-          <w:tab w:val="left" w:pos="3664"/>
-          <w:tab w:val="left" w:pos="4580"/>
-          <w:tab w:val="left" w:pos="5496"/>
-          <w:tab w:val="left" w:pos="6412"/>
-          <w:tab w:val="left" w:pos="7328"/>
-          <w:tab w:val="left" w:pos="8244"/>
-          <w:tab w:val="left" w:pos="9160"/>
-          <w:tab w:val="left" w:pos="10076"/>
-          <w:tab w:val="left" w:pos="10992"/>
-          <w:tab w:val="left" w:pos="11908"/>
-          <w:tab w:val="left" w:pos="12824"/>
-          <w:tab w:val="left" w:pos="13740"/>
-          <w:tab w:val="left" w:pos="14656"/>
-        </w:tabs>
-        <w:spacing w:after="0" w:line="240" w:lineRule="auto"/>
-        <w:rPr>
-          <w:rFonts w:ascii="inherit" w:eastAsia="Times New Roman" w:hAnsi="inherit" w:cs="Courier New"/>
-          <w:color w:val="000000" w:themeColor="text1"/>
-          <w:sz w:val="20"/>
-          <w:szCs w:val="20"/>
-        </w:rPr>
-      </w:pPr>
-      <w:r>
-        <w:rPr>
-          <w:rFonts w:ascii="inherit" w:eastAsia="Times New Roman" w:hAnsi="inherit" w:cs="Courier New"/>
-          <w:color w:val="000000" w:themeColor="text1"/>
-          <w:sz w:val="20"/>
-          <w:szCs w:val="20"/>
-        </w:rPr>
-        <w:t xml:space="preserve">    },</w:t>
-      </w:r>
-    </w:p>
-    <w:p>
-      <w:pPr>
-        <w:shd w:val="clear" w:color="auto" w:fill="FFFFFF" w:themeFill="background1"/>
-        <w:tabs>
-          <w:tab w:val="left" w:pos="916"/>
-          <w:tab w:val="left" w:pos="1832"/>
-          <w:tab w:val="left" w:pos="2748"/>
-          <w:tab w:val="left" w:pos="3664"/>
-          <w:tab w:val="left" w:pos="4580"/>
-          <w:tab w:val="left" w:pos="5496"/>
-          <w:tab w:val="left" w:pos="6412"/>
-          <w:tab w:val="left" w:pos="7328"/>
-          <w:tab w:val="left" w:pos="8244"/>
-          <w:tab w:val="left" w:pos="9160"/>
-          <w:tab w:val="left" w:pos="10076"/>
-          <w:tab w:val="left" w:pos="10992"/>
-          <w:tab w:val="left" w:pos="11908"/>
-          <w:tab w:val="left" w:pos="12824"/>
-          <w:tab w:val="left" w:pos="13740"/>
-          <w:tab w:val="left" w:pos="14656"/>
-        </w:tabs>
-        <w:spacing w:after="0" w:line="240" w:lineRule="auto"/>
-        <w:rPr>
-          <w:rFonts w:ascii="inherit" w:eastAsia="Times New Roman" w:hAnsi="inherit" w:cs="Courier New"/>
-          <w:color w:val="000000" w:themeColor="text1"/>
-          <w:sz w:val="20"/>
-          <w:szCs w:val="20"/>
-        </w:rPr>
-      </w:pPr>
-      <w:r>
-        <w:rPr>
-          <w:rFonts w:ascii="inherit" w:eastAsia="Times New Roman" w:hAnsi="inherit" w:cs="Courier New"/>
-          <w:color w:val="000000" w:themeColor="text1"/>
-          <w:sz w:val="20"/>
-          <w:szCs w:val="20"/>
-        </w:rPr>
-        <w:t xml:space="preserve">    {</w:t>
-      </w:r>
-    </w:p>
-    <w:p>
-      <w:pPr>
-        <w:shd w:val="clear" w:color="auto" w:fill="FFFFFF" w:themeFill="background1"/>
-        <w:tabs>
-          <w:tab w:val="left" w:pos="916"/>
-          <w:tab w:val="left" w:pos="1832"/>
-          <w:tab w:val="left" w:pos="2748"/>
-          <w:tab w:val="left" w:pos="3664"/>
-          <w:tab w:val="left" w:pos="4580"/>
-          <w:tab w:val="left" w:pos="5496"/>
-          <w:tab w:val="left" w:pos="6412"/>
-          <w:tab w:val="left" w:pos="7328"/>
-          <w:tab w:val="left" w:pos="8244"/>
-          <w:tab w:val="left" w:pos="9160"/>
-          <w:tab w:val="left" w:pos="10076"/>
-          <w:tab w:val="left" w:pos="10992"/>
-          <w:tab w:val="left" w:pos="11908"/>
-          <w:tab w:val="left" w:pos="12824"/>
-          <w:tab w:val="left" w:pos="13740"/>
-          <w:tab w:val="left" w:pos="14656"/>
-        </w:tabs>
-        <w:spacing w:after="0" w:line="240" w:lineRule="auto"/>
-        <w:rPr>
-          <w:rFonts w:ascii="inherit" w:eastAsia="Times New Roman" w:hAnsi="inherit" w:cs="Courier New"/>
-          <w:color w:val="000000" w:themeColor="text1"/>
-          <w:sz w:val="20"/>
-          <w:szCs w:val="20"/>
-        </w:rPr>
-      </w:pPr>
-      <w:r>
-        <w:rPr>
-          <w:rFonts w:ascii="inherit" w:eastAsia="Times New Roman" w:hAnsi="inherit" w:cs="Courier New"/>
-          <w:color w:val="000000" w:themeColor="text1"/>
-          <w:sz w:val="20"/>
-          <w:szCs w:val="20"/>
-        </w:rPr>
-        <w:t xml:space="preserve">        </w:t>
-      </w:r>
-      <w:proofErr w:type="spellStart"/>
-      <w:r>
-        <w:rPr>
-          <w:rFonts w:ascii="inherit" w:eastAsia="Times New Roman" w:hAnsi="inherit" w:cs="Courier New"/>
-          <w:color w:val="000000" w:themeColor="text1"/>
-          <w:sz w:val="20"/>
-          <w:szCs w:val="20"/>
-        </w:rPr>
-        <w:t>book_id</w:t>
-      </w:r>
-      <w:proofErr w:type="spellEnd"/>
-      <w:r>
-        <w:rPr>
-          <w:rFonts w:ascii="inherit" w:eastAsia="Times New Roman" w:hAnsi="inherit" w:cs="Courier New"/>
-          <w:color w:val="000000" w:themeColor="text1"/>
-          <w:sz w:val="20"/>
-          <w:szCs w:val="20"/>
-        </w:rPr>
-        <w:t>: 110,</w:t>
-      </w:r>
-    </w:p>
-    <w:p>
-      <w:pPr>
-        <w:shd w:val="clear" w:color="auto" w:fill="FFFFFF" w:themeFill="background1"/>
-        <w:tabs>
-          <w:tab w:val="left" w:pos="916"/>
-          <w:tab w:val="left" w:pos="1832"/>
-          <w:tab w:val="left" w:pos="2748"/>
-          <w:tab w:val="left" w:pos="3664"/>
-          <w:tab w:val="left" w:pos="4580"/>
-          <w:tab w:val="left" w:pos="5496"/>
-          <w:tab w:val="left" w:pos="6412"/>
-          <w:tab w:val="left" w:pos="7328"/>
-          <w:tab w:val="left" w:pos="8244"/>
-          <w:tab w:val="left" w:pos="9160"/>
-          <w:tab w:val="left" w:pos="10076"/>
-          <w:tab w:val="left" w:pos="10992"/>
-          <w:tab w:val="left" w:pos="11908"/>
-          <w:tab w:val="left" w:pos="12824"/>
-          <w:tab w:val="left" w:pos="13740"/>
-          <w:tab w:val="left" w:pos="14656"/>
-        </w:tabs>
-        <w:spacing w:after="0" w:line="240" w:lineRule="auto"/>
-        <w:rPr>
-          <w:rFonts w:ascii="inherit" w:eastAsia="Times New Roman" w:hAnsi="inherit" w:cs="Courier New"/>
-          <w:color w:val="000000" w:themeColor="text1"/>
-          <w:sz w:val="20"/>
-          <w:szCs w:val="20"/>
-        </w:rPr>
-      </w:pPr>
-      <w:r>
-        <w:rPr>
-          <w:rFonts w:ascii="inherit" w:eastAsia="Times New Roman" w:hAnsi="inherit" w:cs="Courier New"/>
-          <w:color w:val="000000" w:themeColor="text1"/>
-          <w:sz w:val="20"/>
-          <w:szCs w:val="20"/>
-        </w:rPr>
-        <w:t xml:space="preserve">        </w:t>
-      </w:r>
-      <w:proofErr w:type="gramStart"/>
-      <w:r>
-        <w:rPr>
-          <w:rFonts w:ascii="inherit" w:eastAsia="Times New Roman" w:hAnsi="inherit" w:cs="Courier New"/>
-          <w:color w:val="000000" w:themeColor="text1"/>
-          <w:sz w:val="20"/>
-          <w:szCs w:val="20"/>
-        </w:rPr>
-        <w:t>title</w:t>
-      </w:r>
-      <w:proofErr w:type="gramEnd"/>
-      <w:r>
-        <w:rPr>
-          <w:rFonts w:ascii="inherit" w:eastAsia="Times New Roman" w:hAnsi="inherit" w:cs="Courier New"/>
-          <w:color w:val="000000" w:themeColor="text1"/>
-          <w:sz w:val="20"/>
-          <w:szCs w:val="20"/>
-        </w:rPr>
-        <w:t>: "Web Development",</w:t>
-      </w:r>
-    </w:p>
-    <w:p>
-      <w:pPr>
-        <w:shd w:val="clear" w:color="auto" w:fill="FFFFFF" w:themeFill="background1"/>
-        <w:tabs>
-          <w:tab w:val="left" w:pos="916"/>
-          <w:tab w:val="left" w:pos="1832"/>
-          <w:tab w:val="left" w:pos="2748"/>
-          <w:tab w:val="left" w:pos="3664"/>
-          <w:tab w:val="left" w:pos="4580"/>
-          <w:tab w:val="left" w:pos="5496"/>
-          <w:tab w:val="left" w:pos="6412"/>
-          <w:tab w:val="left" w:pos="7328"/>
-          <w:tab w:val="left" w:pos="8244"/>
-          <w:tab w:val="left" w:pos="9160"/>
-          <w:tab w:val="left" w:pos="10076"/>
-          <w:tab w:val="left" w:pos="10992"/>
-          <w:tab w:val="left" w:pos="11908"/>
-          <w:tab w:val="left" w:pos="12824"/>
-          <w:tab w:val="left" w:pos="13740"/>
-          <w:tab w:val="left" w:pos="14656"/>
-        </w:tabs>
-        <w:spacing w:after="0" w:line="240" w:lineRule="auto"/>
-        <w:rPr>
-          <w:rFonts w:ascii="inherit" w:eastAsia="Times New Roman" w:hAnsi="inherit" w:cs="Courier New"/>
-          <w:color w:val="000000" w:themeColor="text1"/>
-          <w:sz w:val="20"/>
-          <w:szCs w:val="20"/>
-        </w:rPr>
-      </w:pPr>
-      <w:r>
-        <w:rPr>
-          <w:rFonts w:ascii="inherit" w:eastAsia="Times New Roman" w:hAnsi="inherit" w:cs="Courier New"/>
-          <w:color w:val="000000" w:themeColor="text1"/>
-          <w:sz w:val="20"/>
-          <w:szCs w:val="20"/>
-        </w:rPr>
-        <w:t xml:space="preserve">        </w:t>
-      </w:r>
-      <w:proofErr w:type="gramStart"/>
-      <w:r>
-        <w:rPr>
-          <w:rFonts w:ascii="inherit" w:eastAsia="Times New Roman" w:hAnsi="inherit" w:cs="Courier New"/>
-          <w:color w:val="000000" w:themeColor="text1"/>
-          <w:sz w:val="20"/>
-          <w:szCs w:val="20"/>
-        </w:rPr>
-        <w:t>author</w:t>
-      </w:r>
-      <w:proofErr w:type="gramEnd"/>
-      <w:r>
-        <w:rPr>
-          <w:rFonts w:ascii="inherit" w:eastAsia="Times New Roman" w:hAnsi="inherit" w:cs="Courier New"/>
-          <w:color w:val="000000" w:themeColor="text1"/>
-          <w:sz w:val="20"/>
-          <w:szCs w:val="20"/>
-        </w:rPr>
-        <w:t xml:space="preserve">: "Jon </w:t>
-      </w:r>
-      <w:proofErr w:type="spellStart"/>
-      <w:r>
-        <w:rPr>
-          <w:rFonts w:ascii="inherit" w:eastAsia="Times New Roman" w:hAnsi="inherit" w:cs="Courier New"/>
-          <w:color w:val="000000" w:themeColor="text1"/>
-          <w:sz w:val="20"/>
-          <w:szCs w:val="20"/>
-        </w:rPr>
-        <w:t>Duckett</w:t>
-      </w:r>
-      <w:proofErr w:type="spellEnd"/>
-      <w:r>
-        <w:rPr>
-          <w:rFonts w:ascii="inherit" w:eastAsia="Times New Roman" w:hAnsi="inherit" w:cs="Courier New"/>
-          <w:color w:val="000000" w:themeColor="text1"/>
-          <w:sz w:val="20"/>
-          <w:szCs w:val="20"/>
-        </w:rPr>
-        <w:t>",</w:t>
-      </w:r>
-    </w:p>
-    <w:p>
-      <w:pPr>
-        <w:shd w:val="clear" w:color="auto" w:fill="FFFFFF" w:themeFill="background1"/>
-        <w:tabs>
-          <w:tab w:val="left" w:pos="916"/>
-          <w:tab w:val="left" w:pos="1832"/>
-          <w:tab w:val="left" w:pos="2748"/>
-          <w:tab w:val="left" w:pos="3664"/>
-          <w:tab w:val="left" w:pos="4580"/>
-          <w:tab w:val="left" w:pos="5496"/>
-          <w:tab w:val="left" w:pos="6412"/>
-          <w:tab w:val="left" w:pos="7328"/>
-          <w:tab w:val="left" w:pos="8244"/>
-          <w:tab w:val="left" w:pos="9160"/>
-          <w:tab w:val="left" w:pos="10076"/>
-          <w:tab w:val="left" w:pos="10992"/>
-          <w:tab w:val="left" w:pos="11908"/>
-          <w:tab w:val="left" w:pos="12824"/>
-          <w:tab w:val="left" w:pos="13740"/>
-          <w:tab w:val="left" w:pos="14656"/>
-        </w:tabs>
-        <w:spacing w:after="0" w:line="240" w:lineRule="auto"/>
-        <w:rPr>
-          <w:rFonts w:ascii="inherit" w:eastAsia="Times New Roman" w:hAnsi="inherit" w:cs="Courier New"/>
-          <w:color w:val="000000" w:themeColor="text1"/>
-          <w:sz w:val="20"/>
-          <w:szCs w:val="20"/>
-        </w:rPr>
-      </w:pPr>
-      <w:r>
-        <w:rPr>
-          <w:rFonts w:ascii="inherit" w:eastAsia="Times New Roman" w:hAnsi="inherit" w:cs="Courier New"/>
-          <w:color w:val="000000" w:themeColor="text1"/>
-          <w:sz w:val="20"/>
-          <w:szCs w:val="20"/>
-        </w:rPr>
-        <w:t xml:space="preserve">        </w:t>
-      </w:r>
-      <w:proofErr w:type="gramStart"/>
-      <w:r>
-        <w:rPr>
-          <w:rFonts w:ascii="inherit" w:eastAsia="Times New Roman" w:hAnsi="inherit" w:cs="Courier New"/>
-          <w:color w:val="000000" w:themeColor="text1"/>
-          <w:sz w:val="20"/>
-          <w:szCs w:val="20"/>
-        </w:rPr>
-        <w:t>price</w:t>
-      </w:r>
-      <w:proofErr w:type="gramEnd"/>
-      <w:r>
-        <w:rPr>
-          <w:rFonts w:ascii="inherit" w:eastAsia="Times New Roman" w:hAnsi="inherit" w:cs="Courier New"/>
-          <w:color w:val="000000" w:themeColor="text1"/>
-          <w:sz w:val="20"/>
-          <w:szCs w:val="20"/>
-        </w:rPr>
-        <w:t>: 280,</w:t>
-      </w:r>
-    </w:p>
-    <w:p>
-      <w:pPr>
-        <w:shd w:val="clear" w:color="auto" w:fill="FFFFFF" w:themeFill="background1"/>
-        <w:tabs>
-          <w:tab w:val="left" w:pos="916"/>
-          <w:tab w:val="left" w:pos="1832"/>
-          <w:tab w:val="left" w:pos="2748"/>
-          <w:tab w:val="left" w:pos="3664"/>
-          <w:tab w:val="left" w:pos="4580"/>
-          <w:tab w:val="left" w:pos="5496"/>
-          <w:tab w:val="left" w:pos="6412"/>
-          <w:tab w:val="left" w:pos="7328"/>
-          <w:tab w:val="left" w:pos="8244"/>
-          <w:tab w:val="left" w:pos="9160"/>
-          <w:tab w:val="left" w:pos="10076"/>
-          <w:tab w:val="left" w:pos="10992"/>
-          <w:tab w:val="left" w:pos="11908"/>
-          <w:tab w:val="left" w:pos="12824"/>
-          <w:tab w:val="left" w:pos="13740"/>
-          <w:tab w:val="left" w:pos="14656"/>
-        </w:tabs>
-        <w:spacing w:after="0" w:line="240" w:lineRule="auto"/>
-        <w:rPr>
-          <w:rFonts w:ascii="inherit" w:eastAsia="Times New Roman" w:hAnsi="inherit" w:cs="Courier New"/>
-          <w:color w:val="000000" w:themeColor="text1"/>
-          <w:sz w:val="20"/>
-          <w:szCs w:val="20"/>
-        </w:rPr>
-      </w:pPr>
-      <w:r>
-        <w:rPr>
-          <w:rFonts w:ascii="inherit" w:eastAsia="Times New Roman" w:hAnsi="inherit" w:cs="Courier New"/>
-          <w:color w:val="000000" w:themeColor="text1"/>
-          <w:sz w:val="20"/>
-          <w:szCs w:val="20"/>
-        </w:rPr>
-        <w:t xml:space="preserve">        </w:t>
-      </w:r>
-      <w:proofErr w:type="gramStart"/>
-      <w:r>
-        <w:rPr>
-          <w:rFonts w:ascii="inherit" w:eastAsia="Times New Roman" w:hAnsi="inherit" w:cs="Courier New"/>
-          <w:color w:val="000000" w:themeColor="text1"/>
-          <w:sz w:val="20"/>
-          <w:szCs w:val="20"/>
-        </w:rPr>
-        <w:t>category</w:t>
-      </w:r>
-      <w:proofErr w:type="gramEnd"/>
-      <w:r>
-        <w:rPr>
-          <w:rFonts w:ascii="inherit" w:eastAsia="Times New Roman" w:hAnsi="inherit" w:cs="Courier New"/>
-          <w:color w:val="000000" w:themeColor="text1"/>
-          <w:sz w:val="20"/>
-          <w:szCs w:val="20"/>
-        </w:rPr>
-        <w:t>: "Programming",</w:t>
-      </w:r>
-    </w:p>
-    <w:p>
-      <w:pPr>
-        <w:shd w:val="clear" w:color="auto" w:fill="FFFFFF" w:themeFill="background1"/>
-        <w:tabs>
-          <w:tab w:val="left" w:pos="916"/>
-          <w:tab w:val="left" w:pos="1832"/>
-          <w:tab w:val="left" w:pos="2748"/>
-          <w:tab w:val="left" w:pos="3664"/>
-          <w:tab w:val="left" w:pos="4580"/>
-          <w:tab w:val="left" w:pos="5496"/>
-          <w:tab w:val="left" w:pos="6412"/>
-          <w:tab w:val="left" w:pos="7328"/>
-          <w:tab w:val="left" w:pos="8244"/>
-          <w:tab w:val="left" w:pos="9160"/>
-          <w:tab w:val="left" w:pos="10076"/>
-          <w:tab w:val="left" w:pos="10992"/>
-          <w:tab w:val="left" w:pos="11908"/>
-          <w:tab w:val="left" w:pos="12824"/>
-          <w:tab w:val="left" w:pos="13740"/>
-          <w:tab w:val="left" w:pos="14656"/>
-        </w:tabs>
-        <w:spacing w:after="0" w:line="240" w:lineRule="auto"/>
-        <w:rPr>
-          <w:rFonts w:ascii="inherit" w:eastAsia="Times New Roman" w:hAnsi="inherit" w:cs="Courier New"/>
-          <w:color w:val="000000" w:themeColor="text1"/>
-          <w:sz w:val="20"/>
-          <w:szCs w:val="20"/>
-        </w:rPr>
-      </w:pPr>
-      <w:r>
-        <w:rPr>
-          <w:rFonts w:ascii="inherit" w:eastAsia="Times New Roman" w:hAnsi="inherit" w:cs="Courier New"/>
-          <w:color w:val="000000" w:themeColor="text1"/>
-          <w:sz w:val="20"/>
-          <w:szCs w:val="20"/>
-        </w:rPr>
-        <w:t xml:space="preserve">        </w:t>
-      </w:r>
-      <w:proofErr w:type="gramStart"/>
-      <w:r>
-        <w:rPr>
-          <w:rFonts w:ascii="inherit" w:eastAsia="Times New Roman" w:hAnsi="inherit" w:cs="Courier New"/>
-          <w:color w:val="000000" w:themeColor="text1"/>
-          <w:sz w:val="20"/>
-          <w:szCs w:val="20"/>
-        </w:rPr>
-        <w:t>quantity</w:t>
-      </w:r>
-      <w:proofErr w:type="gramEnd"/>
-      <w:r>
-        <w:rPr>
-          <w:rFonts w:ascii="inherit" w:eastAsia="Times New Roman" w:hAnsi="inherit" w:cs="Courier New"/>
-          <w:color w:val="000000" w:themeColor="text1"/>
-          <w:sz w:val="20"/>
-          <w:szCs w:val="20"/>
-        </w:rPr>
-        <w:t>: 2</w:t>
-      </w:r>
-    </w:p>
-    <w:p>
-      <w:pPr>
-        <w:shd w:val="clear" w:color="auto" w:fill="FFFFFF" w:themeFill="background1"/>
-        <w:tabs>
-          <w:tab w:val="left" w:pos="916"/>
-          <w:tab w:val="left" w:pos="1832"/>
-          <w:tab w:val="left" w:pos="2748"/>
-          <w:tab w:val="left" w:pos="3664"/>
-          <w:tab w:val="left" w:pos="4580"/>
-          <w:tab w:val="left" w:pos="5496"/>
-          <w:tab w:val="left" w:pos="6412"/>
-          <w:tab w:val="left" w:pos="7328"/>
-          <w:tab w:val="left" w:pos="8244"/>
-          <w:tab w:val="left" w:pos="9160"/>
-          <w:tab w:val="left" w:pos="10076"/>
-          <w:tab w:val="left" w:pos="10992"/>
-          <w:tab w:val="left" w:pos="11908"/>
-          <w:tab w:val="left" w:pos="12824"/>
-          <w:tab w:val="left" w:pos="13740"/>
-          <w:tab w:val="left" w:pos="14656"/>
-        </w:tabs>
-        <w:spacing w:after="0" w:line="240" w:lineRule="auto"/>
-        <w:rPr>
-          <w:rFonts w:ascii="inherit" w:eastAsia="Times New Roman" w:hAnsi="inherit" w:cs="Courier New"/>
-          <w:color w:val="000000" w:themeColor="text1"/>
-          <w:sz w:val="20"/>
-          <w:szCs w:val="20"/>
-        </w:rPr>
-      </w:pPr>
-      <w:r>
-        <w:rPr>
-          <w:rFonts w:ascii="inherit" w:eastAsia="Times New Roman" w:hAnsi="inherit" w:cs="Courier New"/>
-          <w:color w:val="000000" w:themeColor="text1"/>
-          <w:sz w:val="20"/>
-          <w:szCs w:val="20"/>
-        </w:rPr>
-        <w:t xml:space="preserve">    }</w:t>
-      </w:r>
-    </w:p>
-    <w:p>
-      <w:pPr>
-        <w:shd w:val="clear" w:color="auto" w:fill="FFFFFF" w:themeFill="background1"/>
-        <w:tabs>
-          <w:tab w:val="left" w:pos="916"/>
-          <w:tab w:val="left" w:pos="1832"/>
-          <w:tab w:val="left" w:pos="2748"/>
-          <w:tab w:val="left" w:pos="3664"/>
-          <w:tab w:val="left" w:pos="4580"/>
-          <w:tab w:val="left" w:pos="5496"/>
-          <w:tab w:val="left" w:pos="6412"/>
-          <w:tab w:val="left" w:pos="7328"/>
-          <w:tab w:val="left" w:pos="8244"/>
-          <w:tab w:val="left" w:pos="9160"/>
-          <w:tab w:val="left" w:pos="10076"/>
-          <w:tab w:val="left" w:pos="10992"/>
-          <w:tab w:val="left" w:pos="11908"/>
-          <w:tab w:val="left" w:pos="12824"/>
-          <w:tab w:val="left" w:pos="13740"/>
-          <w:tab w:val="left" w:pos="14656"/>
-        </w:tabs>
-        <w:spacing w:after="0" w:line="240" w:lineRule="auto"/>
-        <w:rPr>
-          <w:rFonts w:ascii="inherit" w:eastAsia="Times New Roman" w:hAnsi="inherit" w:cs="Courier New"/>
-          <w:color w:val="000000" w:themeColor="text1"/>
-          <w:sz w:val="20"/>
-          <w:szCs w:val="20"/>
-        </w:rPr>
-      </w:pPr>
-      <w:r>
-        <w:rPr>
-          <w:rFonts w:ascii="inherit" w:eastAsia="Times New Roman" w:hAnsi="inherit" w:cs="Courier New"/>
-          <w:color w:val="000000" w:themeColor="text1"/>
-          <w:sz w:val="20"/>
-          <w:szCs w:val="20"/>
-        </w:rPr>
-        <w:t>]);</w:t>
-      </w:r>
-    </w:p>
-    <w:p>
-      <w:pPr>
-        <w:shd w:val="clear" w:color="auto" w:fill="FFFFFF" w:themeFill="background1"/>
-        <w:rPr>
-          <w:color w:val="000000" w:themeColor="text1"/>
-        </w:rPr>
-      </w:pPr>
-    </w:p>
-    <w:p>
-      <w:pPr>
-        <w:shd w:val="clear" w:color="auto" w:fill="FFFFFF" w:themeFill="background1"/>
-        <w:tabs>
-          <w:tab w:val="left" w:pos="916"/>
-          <w:tab w:val="left" w:pos="1832"/>
-          <w:tab w:val="left" w:pos="2748"/>
-          <w:tab w:val="left" w:pos="3664"/>
-          <w:tab w:val="left" w:pos="4580"/>
-          <w:tab w:val="left" w:pos="5496"/>
-          <w:tab w:val="left" w:pos="6412"/>
-          <w:tab w:val="left" w:pos="7328"/>
-          <w:tab w:val="left" w:pos="8244"/>
-          <w:tab w:val="left" w:pos="9160"/>
-          <w:tab w:val="left" w:pos="10076"/>
-          <w:tab w:val="left" w:pos="10992"/>
-          <w:tab w:val="left" w:pos="11908"/>
-          <w:tab w:val="left" w:pos="12824"/>
-          <w:tab w:val="left" w:pos="13740"/>
-          <w:tab w:val="left" w:pos="14656"/>
-        </w:tabs>
-        <w:spacing w:after="0" w:line="240" w:lineRule="auto"/>
-        <w:rPr>
-          <w:rFonts w:ascii="inherit" w:eastAsia="Times New Roman" w:hAnsi="inherit" w:cs="Courier New"/>
-          <w:color w:val="000000" w:themeColor="text1"/>
-          <w:sz w:val="20"/>
-          <w:szCs w:val="20"/>
-        </w:rPr>
-      </w:pPr>
-      <w:proofErr w:type="spellStart"/>
-      <w:proofErr w:type="gramStart"/>
-      <w:r>
-        <w:rPr>
-          <w:rFonts w:ascii="inherit" w:eastAsia="Times New Roman" w:hAnsi="inherit" w:cs="Courier New"/>
-          <w:color w:val="000000" w:themeColor="text1"/>
-          <w:sz w:val="20"/>
-          <w:szCs w:val="20"/>
-        </w:rPr>
-        <w:t>db.books.find</w:t>
-      </w:r>
-      <w:proofErr w:type="spellEnd"/>
-      <w:r>
-        <w:rPr>
-          <w:rFonts w:ascii="inherit" w:eastAsia="Times New Roman" w:hAnsi="inherit" w:cs="Courier New"/>
-          <w:color w:val="000000" w:themeColor="text1"/>
-          <w:sz w:val="20"/>
-          <w:szCs w:val="20"/>
-        </w:rPr>
-        <w:t>()</w:t>
-      </w:r>
-      <w:proofErr w:type="gramEnd"/>
-    </w:p>
-    <w:p>
-      <w:pPr>
-        <w:shd w:val="clear" w:color="auto" w:fill="FFFFFF" w:themeFill="background1"/>
-        <w:rPr>
-          <w:color w:val="000000" w:themeColor="text1"/>
-        </w:rPr>
-      </w:pPr>
-    </w:p>
-    <w:p>
-      <w:pPr>
-        <w:shd w:val="clear" w:color="auto" w:fill="FFFFFF" w:themeFill="background1"/>
-        <w:tabs>
-          <w:tab w:val="left" w:pos="916"/>
-          <w:tab w:val="left" w:pos="1832"/>
-          <w:tab w:val="left" w:pos="2748"/>
-          <w:tab w:val="left" w:pos="3664"/>
-          <w:tab w:val="left" w:pos="4580"/>
-          <w:tab w:val="left" w:pos="5496"/>
-          <w:tab w:val="left" w:pos="6412"/>
-          <w:tab w:val="left" w:pos="7328"/>
-          <w:tab w:val="left" w:pos="8244"/>
-          <w:tab w:val="left" w:pos="9160"/>
-          <w:tab w:val="left" w:pos="10076"/>
-          <w:tab w:val="left" w:pos="10992"/>
-          <w:tab w:val="left" w:pos="11908"/>
-          <w:tab w:val="left" w:pos="12824"/>
-          <w:tab w:val="left" w:pos="13740"/>
-          <w:tab w:val="left" w:pos="14656"/>
-        </w:tabs>
-        <w:spacing w:after="0" w:line="240" w:lineRule="auto"/>
-        <w:rPr>
-          <w:rFonts w:ascii="inherit" w:eastAsia="Times New Roman" w:hAnsi="inherit" w:cs="Courier New"/>
-          <w:color w:val="000000" w:themeColor="text1"/>
-          <w:sz w:val="20"/>
-          <w:szCs w:val="20"/>
-        </w:rPr>
-      </w:pPr>
-      <w:proofErr w:type="spellStart"/>
-      <w:proofErr w:type="gramStart"/>
-      <w:r>
-        <w:rPr>
-          <w:rFonts w:ascii="inherit" w:eastAsia="Times New Roman" w:hAnsi="inherit" w:cs="Courier New"/>
-          <w:color w:val="000000" w:themeColor="text1"/>
-          <w:sz w:val="20"/>
-          <w:szCs w:val="20"/>
-        </w:rPr>
-        <w:t>db.books.find</w:t>
-      </w:r>
-      <w:proofErr w:type="spellEnd"/>
-      <w:r>
-        <w:rPr>
-          <w:rFonts w:ascii="inherit" w:eastAsia="Times New Roman" w:hAnsi="inherit" w:cs="Courier New"/>
-          <w:color w:val="000000" w:themeColor="text1"/>
-          <w:sz w:val="20"/>
-          <w:szCs w:val="20"/>
-        </w:rPr>
-        <w:t>(</w:t>
-      </w:r>
-      <w:proofErr w:type="gramEnd"/>
-      <w:r>
-        <w:rPr>
-          <w:rFonts w:ascii="inherit" w:eastAsia="Times New Roman" w:hAnsi="inherit" w:cs="Courier New"/>
-          <w:color w:val="000000" w:themeColor="text1"/>
-          <w:sz w:val="20"/>
-          <w:szCs w:val="20"/>
-        </w:rPr>
-        <w:t>{price:{$gt:500}})</w:t>
-      </w:r>
-    </w:p>
-    <w:p>
-      <w:pPr>
-        <w:shd w:val="clear" w:color="auto" w:fill="FFFFFF" w:themeFill="background1"/>
-        <w:rPr>
-          <w:color w:val="000000" w:themeColor="text1"/>
-        </w:rPr>
-      </w:pPr>
-    </w:p>
-    <w:p>
-      <w:pPr>
-        <w:shd w:val="clear" w:color="auto" w:fill="FFFFFF" w:themeFill="background1"/>
-        <w:tabs>
-          <w:tab w:val="left" w:pos="916"/>
-          <w:tab w:val="left" w:pos="1832"/>
-          <w:tab w:val="left" w:pos="2748"/>
-          <w:tab w:val="left" w:pos="3664"/>
-          <w:tab w:val="left" w:pos="4580"/>
-          <w:tab w:val="left" w:pos="5496"/>
-          <w:tab w:val="left" w:pos="6412"/>
-          <w:tab w:val="left" w:pos="7328"/>
-          <w:tab w:val="left" w:pos="8244"/>
-          <w:tab w:val="left" w:pos="9160"/>
-          <w:tab w:val="left" w:pos="10076"/>
-          <w:tab w:val="left" w:pos="10992"/>
-          <w:tab w:val="left" w:pos="11908"/>
-          <w:tab w:val="left" w:pos="12824"/>
-          <w:tab w:val="left" w:pos="13740"/>
-          <w:tab w:val="left" w:pos="14656"/>
-        </w:tabs>
-        <w:spacing w:after="0" w:line="240" w:lineRule="auto"/>
-        <w:rPr>
-          <w:rFonts w:ascii="inherit" w:eastAsia="Times New Roman" w:hAnsi="inherit" w:cs="Courier New"/>
-          <w:color w:val="000000" w:themeColor="text1"/>
-          <w:sz w:val="20"/>
-          <w:szCs w:val="20"/>
-        </w:rPr>
-      </w:pPr>
-      <w:proofErr w:type="spellStart"/>
-      <w:proofErr w:type="gramStart"/>
-      <w:r>
-        <w:rPr>
-          <w:rFonts w:ascii="inherit" w:eastAsia="Times New Roman" w:hAnsi="inherit" w:cs="Courier New"/>
-          <w:color w:val="000000" w:themeColor="text1"/>
-          <w:sz w:val="20"/>
-          <w:szCs w:val="20"/>
-        </w:rPr>
-        <w:t>db.books.find</w:t>
-      </w:r>
-      <w:proofErr w:type="spellEnd"/>
-      <w:r>
-        <w:rPr>
-          <w:rFonts w:ascii="inherit" w:eastAsia="Times New Roman" w:hAnsi="inherit" w:cs="Courier New"/>
-          <w:color w:val="000000" w:themeColor="text1"/>
-          <w:sz w:val="20"/>
-          <w:szCs w:val="20"/>
-        </w:rPr>
-        <w:t>(</w:t>
-      </w:r>
-      <w:proofErr w:type="gramEnd"/>
-      <w:r>
-        <w:rPr>
-          <w:rFonts w:ascii="inherit" w:eastAsia="Times New Roman" w:hAnsi="inherit" w:cs="Courier New"/>
-          <w:color w:val="000000" w:themeColor="text1"/>
-          <w:sz w:val="20"/>
-          <w:szCs w:val="20"/>
-        </w:rPr>
-        <w:t>{</w:t>
-      </w:r>
-      <w:proofErr w:type="spellStart"/>
-      <w:r>
-        <w:rPr>
-          <w:rFonts w:ascii="inherit" w:eastAsia="Times New Roman" w:hAnsi="inherit" w:cs="Courier New"/>
-          <w:color w:val="000000" w:themeColor="text1"/>
-          <w:sz w:val="20"/>
-          <w:szCs w:val="20"/>
-        </w:rPr>
-        <w:t>category:"Programming</w:t>
-      </w:r>
-      <w:proofErr w:type="spellEnd"/>
-      <w:r>
-        <w:rPr>
-          <w:rFonts w:ascii="inherit" w:eastAsia="Times New Roman" w:hAnsi="inherit" w:cs="Courier New"/>
-          <w:color w:val="000000" w:themeColor="text1"/>
-          <w:sz w:val="20"/>
-          <w:szCs w:val="20"/>
-        </w:rPr>
-        <w:t>"})</w:t>
-      </w:r>
-    </w:p>
-    <w:p>
-      <w:pPr>
-        <w:shd w:val="clear" w:color="auto" w:fill="FFFFFF" w:themeFill="background1"/>
-        <w:rPr>
-          <w:color w:val="000000" w:themeColor="text1"/>
-        </w:rPr>
-      </w:pPr>
-    </w:p>
-    <w:p>
-      <w:pPr>
-        <w:shd w:val="clear" w:color="auto" w:fill="FFFFFF" w:themeFill="background1"/>
-        <w:tabs>
-          <w:tab w:val="left" w:pos="916"/>
-          <w:tab w:val="left" w:pos="1832"/>
-          <w:tab w:val="left" w:pos="2748"/>
-          <w:tab w:val="left" w:pos="3664"/>
-          <w:tab w:val="left" w:pos="4580"/>
-          <w:tab w:val="left" w:pos="5496"/>
-          <w:tab w:val="left" w:pos="6412"/>
-          <w:tab w:val="left" w:pos="7328"/>
-          <w:tab w:val="left" w:pos="8244"/>
-          <w:tab w:val="left" w:pos="9160"/>
-          <w:tab w:val="left" w:pos="10076"/>
-          <w:tab w:val="left" w:pos="10992"/>
-          <w:tab w:val="left" w:pos="11908"/>
-          <w:tab w:val="left" w:pos="12824"/>
-          <w:tab w:val="left" w:pos="13740"/>
-          <w:tab w:val="left" w:pos="14656"/>
-        </w:tabs>
-        <w:spacing w:after="0" w:line="240" w:lineRule="auto"/>
-        <w:rPr>
-          <w:rFonts w:ascii="inherit" w:eastAsia="Times New Roman" w:hAnsi="inherit" w:cs="Courier New"/>
-          <w:color w:val="000000" w:themeColor="text1"/>
-          <w:sz w:val="20"/>
-          <w:szCs w:val="20"/>
-        </w:rPr>
-      </w:pPr>
-      <w:proofErr w:type="spellStart"/>
-      <w:proofErr w:type="gramStart"/>
-      <w:r>
-        <w:rPr>
-          <w:rFonts w:ascii="inherit" w:eastAsia="Times New Roman" w:hAnsi="inherit" w:cs="Courier New"/>
-          <w:color w:val="000000" w:themeColor="text1"/>
-          <w:sz w:val="20"/>
-          <w:szCs w:val="20"/>
-        </w:rPr>
-        <w:t>db.books.find</w:t>
-      </w:r>
-      <w:proofErr w:type="spellEnd"/>
-      <w:r>
-        <w:rPr>
-          <w:rFonts w:ascii="inherit" w:eastAsia="Times New Roman" w:hAnsi="inherit" w:cs="Courier New"/>
-          <w:color w:val="000000" w:themeColor="text1"/>
-          <w:sz w:val="20"/>
-          <w:szCs w:val="20"/>
-        </w:rPr>
-        <w:t>(</w:t>
-      </w:r>
-      <w:proofErr w:type="gramEnd"/>
-      <w:r>
-        <w:rPr>
-          <w:rFonts w:ascii="inherit" w:eastAsia="Times New Roman" w:hAnsi="inherit" w:cs="Courier New"/>
-          <w:color w:val="000000" w:themeColor="text1"/>
-          <w:sz w:val="20"/>
-          <w:szCs w:val="20"/>
-        </w:rPr>
-        <w:t>{},{title:1,author:1,_id:0});</w:t>
-      </w:r>
-    </w:p>
-    <w:p>
-      <w:pPr>
-        <w:shd w:val="clear" w:color="auto" w:fill="FFFFFF" w:themeFill="background1"/>
-        <w:rPr>
-          <w:color w:val="000000" w:themeColor="text1"/>
-        </w:rPr>
-      </w:pPr>
-    </w:p>
-    <w:p>
-      <w:pPr>
-        <w:shd w:val="clear" w:color="auto" w:fill="FFFFFF" w:themeFill="background1"/>
-        <w:tabs>
-          <w:tab w:val="left" w:pos="916"/>
-          <w:tab w:val="left" w:pos="1832"/>
-          <w:tab w:val="left" w:pos="2748"/>
-          <w:tab w:val="left" w:pos="3664"/>
-          <w:tab w:val="left" w:pos="4580"/>
-          <w:tab w:val="left" w:pos="5496"/>
-          <w:tab w:val="left" w:pos="6412"/>
-          <w:tab w:val="left" w:pos="7328"/>
-          <w:tab w:val="left" w:pos="8244"/>
-          <w:tab w:val="left" w:pos="9160"/>
-          <w:tab w:val="left" w:pos="10076"/>
-          <w:tab w:val="left" w:pos="10992"/>
-          <w:tab w:val="left" w:pos="11908"/>
-          <w:tab w:val="left" w:pos="12824"/>
-          <w:tab w:val="left" w:pos="13740"/>
-          <w:tab w:val="left" w:pos="14656"/>
-        </w:tabs>
-        <w:spacing w:after="0" w:line="240" w:lineRule="auto"/>
-        <w:rPr>
-          <w:rFonts w:ascii="inherit" w:eastAsia="Times New Roman" w:hAnsi="inherit" w:cs="Courier New"/>
-          <w:color w:val="000000" w:themeColor="text1"/>
-          <w:sz w:val="20"/>
-          <w:szCs w:val="20"/>
-        </w:rPr>
-      </w:pPr>
-      <w:proofErr w:type="spellStart"/>
-      <w:proofErr w:type="gramStart"/>
-      <w:r>
-        <w:rPr>
-          <w:rFonts w:ascii="inherit" w:eastAsia="Times New Roman" w:hAnsi="inherit" w:cs="Courier New"/>
-          <w:color w:val="000000" w:themeColor="text1"/>
-          <w:sz w:val="20"/>
-          <w:szCs w:val="20"/>
-        </w:rPr>
-        <w:t>db.books.countDocuments</w:t>
-      </w:r>
-      <w:proofErr w:type="spellEnd"/>
-      <w:r>
-        <w:rPr>
-          <w:rFonts w:ascii="inherit" w:eastAsia="Times New Roman" w:hAnsi="inherit" w:cs="Courier New"/>
-          <w:color w:val="000000" w:themeColor="text1"/>
-          <w:sz w:val="20"/>
-          <w:szCs w:val="20"/>
-        </w:rPr>
-        <w:t>()</w:t>
-      </w:r>
-      <w:proofErr w:type="gramEnd"/>
     </w:p>
     <w:p/>
     <w:p/>
@@ -8226,6 +8499,7 @@
   <w:style w:type="paragraph" w:default="1" w:styleId="Normal">
     <w:name w:val="Normal"/>
     <w:qFormat/>
+    <w:rsid w:val="008C1AFE"/>
   </w:style>
   <w:style w:type="paragraph" w:styleId="Heading1">
     <w:name w:val="heading 1"/>
@@ -8683,7 +8957,7 @@
 </file>
 
 <file path=customXml/itemProps1.xml><?xml version="1.0" encoding="utf-8"?>
-<ds:datastoreItem xmlns:ds="http://schemas.openxmlformats.org/officeDocument/2006/customXml" ds:itemID="{E5DADC81-2E31-4D17-9C4A-9284B93D6303}">
+<ds:datastoreItem xmlns:ds="http://schemas.openxmlformats.org/officeDocument/2006/customXml" ds:itemID="{B8D2B921-04F2-47A0-BBBB-521E38DEA6A4}">
   <ds:schemaRefs>
     <ds:schemaRef ds:uri="http://schemas.openxmlformats.org/officeDocument/2006/bibliography"/>
   </ds:schemaRefs>
